--- a/assignments/Lab 3.docx
+++ b/assignments/Lab 3.docx
@@ -10,7 +10,7 @@
         <w:spacing w:after="0" w:line="360" w:lineRule="auto"/>
         <w:jc w:val="center"/>
         <w:rPr>
-          <w:rFonts w:ascii="Arial" w:hAnsi="Arial" w:cs="Arial"/>
+          <w:rFonts w:ascii="HelveticaNeue-Bold" w:hAnsi="HelveticaNeue-Bold" w:cs="HelveticaNeue-Bold"/>
           <w:b/>
           <w:bCs/>
           <w:sz w:val="24"/>
@@ -27,18 +27,18 @@
           <w:szCs w:val="24"/>
           <w:lang w:val="en-US"/>
         </w:rPr>
-        <w:t xml:space="preserve"> q</w:t>
-      </w:r>
-      <w:r>
-        <w:rPr>
-          <w:rFonts w:ascii="Arial" w:hAnsi="Arial" w:cs="Arial"/>
+        <w:t xml:space="preserve"> </w:t>
+      </w:r>
+      <w:r>
+        <w:rPr>
+          <w:rFonts w:ascii="HelveticaNeue-Bold" w:hAnsi="HelveticaNeue-Bold" w:cs="HelveticaNeue-Bold"/>
           <w:b/>
           <w:bCs/>
           <w:sz w:val="24"/>
           <w:szCs w:val="24"/>
           <w:lang w:val="en-US"/>
         </w:rPr>
-        <w:t>SCIENTIFIC COMPUTING</w:t>
+        <w:t>COMPUTATIONAL FOUNDATIONS FOR BIOMEDICAL ENGINEERING</w:t>
       </w:r>
     </w:p>
     <w:p>
@@ -49,7 +49,7 @@
         <w:spacing w:after="0" w:line="360" w:lineRule="auto"/>
         <w:jc w:val="center"/>
         <w:rPr>
-          <w:rFonts w:ascii="Arial" w:hAnsi="Arial" w:cs="Arial"/>
+          <w:rFonts w:ascii="HelveticaNeue-Bold" w:hAnsi="HelveticaNeue-Bold" w:cs="HelveticaNeue-Bold"/>
           <w:b/>
           <w:bCs/>
           <w:sz w:val="24"/>
@@ -59,70 +59,64 @@
       </w:pPr>
       <w:r>
         <w:rPr>
-          <w:rFonts w:ascii="Arial" w:hAnsi="Arial" w:cs="Arial"/>
+          <w:rFonts w:ascii="HelveticaNeue-Bold" w:hAnsi="HelveticaNeue-Bold" w:cs="HelveticaNeue-Bold"/>
           <w:b/>
           <w:bCs/>
           <w:sz w:val="24"/>
           <w:szCs w:val="24"/>
           <w:lang w:val="en-US"/>
         </w:rPr>
-        <w:t>Prof. Sebastián Roldán Vasco</w:t>
-      </w:r>
-    </w:p>
-    <w:p>
-      <w:pPr>
-        <w:autoSpaceDE w:val="0"/>
-        <w:autoSpaceDN w:val="0"/>
-        <w:adjustRightInd w:val="0"/>
-        <w:spacing w:after="0" w:line="360" w:lineRule="auto"/>
-        <w:jc w:val="both"/>
-        <w:rPr>
-          <w:rFonts w:ascii="Arial" w:hAnsi="Arial" w:cs="Arial"/>
+        <w:t>THIRD</w:t>
+      </w:r>
+      <w:r>
+        <w:rPr>
+          <w:rFonts w:ascii="HelveticaNeue-Bold" w:hAnsi="HelveticaNeue-Bold" w:cs="HelveticaNeue-Bold"/>
           <w:b/>
           <w:bCs/>
           <w:sz w:val="24"/>
           <w:szCs w:val="24"/>
           <w:lang w:val="en-US"/>
         </w:rPr>
-      </w:pPr>
-      <w:r>
-        <w:rPr>
-          <w:rFonts w:ascii="Arial" w:hAnsi="Arial" w:cs="Arial"/>
+        <w:t xml:space="preserve"> LAB</w:t>
+      </w:r>
+    </w:p>
+    <w:p>
+      <w:pPr>
+        <w:autoSpaceDE w:val="0"/>
+        <w:autoSpaceDN w:val="0"/>
+        <w:adjustRightInd w:val="0"/>
+        <w:spacing w:after="0" w:line="360" w:lineRule="auto"/>
+        <w:jc w:val="center"/>
+        <w:rPr>
+          <w:rFonts w:ascii="HelveticaNeue-Bold" w:hAnsi="HelveticaNeue-Bold" w:cs="HelveticaNeue-Bold"/>
           <w:b/>
           <w:bCs/>
           <w:sz w:val="24"/>
           <w:szCs w:val="24"/>
           <w:lang w:val="en-US"/>
         </w:rPr>
-        <w:t>MASTER IN METROLOGY / MASTER IN BIOMEDICAL ENGINEERING</w:t>
-      </w:r>
-    </w:p>
-    <w:p>
-      <w:pPr>
-        <w:autoSpaceDE w:val="0"/>
-        <w:autoSpaceDN w:val="0"/>
-        <w:adjustRightInd w:val="0"/>
-        <w:spacing w:after="0" w:line="360" w:lineRule="auto"/>
-        <w:jc w:val="both"/>
-        <w:rPr>
-          <w:rFonts w:ascii="Arial" w:hAnsi="Arial" w:cs="Arial"/>
+      </w:pPr>
+      <w:r>
+        <w:rPr>
+          <w:rFonts w:ascii="HelveticaNeue-Bold" w:hAnsi="HelveticaNeue-Bold" w:cs="HelveticaNeue-Bold"/>
           <w:b/>
           <w:bCs/>
           <w:sz w:val="24"/>
           <w:szCs w:val="24"/>
           <w:lang w:val="en-US"/>
         </w:rPr>
-      </w:pPr>
-    </w:p>
-    <w:p>
-      <w:pPr>
-        <w:autoSpaceDE w:val="0"/>
-        <w:autoSpaceDN w:val="0"/>
-        <w:adjustRightInd w:val="0"/>
-        <w:spacing w:after="0" w:line="360" w:lineRule="auto"/>
-        <w:jc w:val="both"/>
-        <w:rPr>
-          <w:rFonts w:ascii="Arial" w:hAnsi="Arial" w:cs="Arial"/>
+        <w:t>Prof. Sebastián Roldán Vasco</w:t>
+      </w:r>
+    </w:p>
+    <w:p>
+      <w:pPr>
+        <w:autoSpaceDE w:val="0"/>
+        <w:autoSpaceDN w:val="0"/>
+        <w:adjustRightInd w:val="0"/>
+        <w:spacing w:after="0" w:line="360" w:lineRule="auto"/>
+        <w:jc w:val="center"/>
+        <w:rPr>
+          <w:rFonts w:ascii="HelveticaNeue-Bold" w:hAnsi="HelveticaNeue-Bold" w:cs="HelveticaNeue-Bold"/>
           <w:b/>
           <w:bCs/>
           <w:sz w:val="24"/>
@@ -132,80 +126,146 @@
       </w:pPr>
       <w:r>
         <w:rPr>
-          <w:rFonts w:ascii="Arial" w:hAnsi="Arial" w:cs="Arial"/>
+          <w:rFonts w:ascii="HelveticaNeue-Bold" w:hAnsi="HelveticaNeue-Bold" w:cs="HelveticaNeue-Bold"/>
           <w:b/>
           <w:bCs/>
           <w:sz w:val="24"/>
           <w:szCs w:val="24"/>
           <w:lang w:val="en-US"/>
         </w:rPr>
-        <w:t>DEADLINE:</w:t>
-      </w:r>
-      <w:r>
-        <w:rPr>
-          <w:rFonts w:ascii="Arial" w:hAnsi="Arial" w:cs="Arial"/>
+        <w:t>MASTER IN BIOMEDICAL ENGINEERING</w:t>
+      </w:r>
+    </w:p>
+    <w:p>
+      <w:pPr>
+        <w:autoSpaceDE w:val="0"/>
+        <w:autoSpaceDN w:val="0"/>
+        <w:adjustRightInd w:val="0"/>
+        <w:spacing w:after="0" w:line="360" w:lineRule="auto"/>
+        <w:jc w:val="center"/>
+        <w:rPr>
+          <w:rFonts w:ascii="HelveticaNeue-Bold" w:hAnsi="HelveticaNeue-Bold" w:cs="HelveticaNeue-Bold"/>
           <w:b/>
           <w:bCs/>
           <w:sz w:val="24"/>
           <w:szCs w:val="24"/>
           <w:lang w:val="en-US"/>
         </w:rPr>
-        <w:t xml:space="preserve"> </w:t>
-      </w:r>
-      <w:r>
-        <w:rPr>
-          <w:rFonts w:ascii="Arial" w:hAnsi="Arial" w:cs="Arial"/>
+      </w:pPr>
+    </w:p>
+    <w:p>
+      <w:pPr>
+        <w:autoSpaceDE w:val="0"/>
+        <w:autoSpaceDN w:val="0"/>
+        <w:adjustRightInd w:val="0"/>
+        <w:spacing w:after="0" w:line="360" w:lineRule="auto"/>
+        <w:jc w:val="both"/>
+        <w:rPr>
+          <w:rFonts w:ascii="Arial" w:hAnsi="Arial" w:cs="Arial"/>
+          <w:sz w:val="24"/>
+          <w:szCs w:val="24"/>
+          <w:lang w:val="en-US"/>
+        </w:rPr>
+      </w:pPr>
+      <w:r>
+        <w:rPr>
+          <w:rFonts w:ascii="Arial" w:hAnsi="Arial" w:cs="Arial"/>
+          <w:sz w:val="24"/>
+          <w:szCs w:val="24"/>
+          <w:lang w:val="en-US"/>
+        </w:rPr>
+        <w:t xml:space="preserve">Dear student, </w:t>
+      </w:r>
+      <w:r>
+        <w:rPr>
+          <w:rFonts w:ascii="Arial" w:hAnsi="Arial" w:cs="Arial"/>
+          <w:sz w:val="24"/>
+          <w:szCs w:val="24"/>
+          <w:u w:val="single"/>
+          <w:lang w:val="en-US"/>
+        </w:rPr>
+        <w:t>read the following instructions carefully</w:t>
+      </w:r>
+      <w:r>
+        <w:rPr>
+          <w:rFonts w:ascii="Arial" w:hAnsi="Arial" w:cs="Arial"/>
+          <w:sz w:val="24"/>
+          <w:szCs w:val="24"/>
+          <w:lang w:val="en-US"/>
+        </w:rPr>
+        <w:t>. Your grade will depend on their fulfillment.</w:t>
+      </w:r>
+    </w:p>
+    <w:p>
+      <w:pPr>
+        <w:autoSpaceDE w:val="0"/>
+        <w:autoSpaceDN w:val="0"/>
+        <w:adjustRightInd w:val="0"/>
+        <w:spacing w:after="0" w:line="360" w:lineRule="auto"/>
+        <w:jc w:val="both"/>
+        <w:rPr>
+          <w:rFonts w:ascii="HelveticaNeue-Bold" w:hAnsi="HelveticaNeue-Bold" w:cs="HelveticaNeue-Bold"/>
           <w:b/>
           <w:bCs/>
           <w:sz w:val="24"/>
           <w:szCs w:val="24"/>
           <w:lang w:val="en-US"/>
         </w:rPr>
-        <w:t xml:space="preserve">November </w:t>
-      </w:r>
-      <w:r>
-        <w:rPr>
-          <w:rFonts w:ascii="Arial" w:hAnsi="Arial" w:cs="Arial"/>
+      </w:pPr>
+    </w:p>
+    <w:p>
+      <w:pPr>
+        <w:autoSpaceDE w:val="0"/>
+        <w:autoSpaceDN w:val="0"/>
+        <w:adjustRightInd w:val="0"/>
+        <w:spacing w:after="0" w:line="360" w:lineRule="auto"/>
+        <w:jc w:val="both"/>
+        <w:rPr>
+          <w:rFonts w:ascii="HelveticaNeue-Bold" w:hAnsi="HelveticaNeue-Bold" w:cs="HelveticaNeue-Bold"/>
           <w:b/>
           <w:bCs/>
           <w:sz w:val="24"/>
           <w:szCs w:val="24"/>
           <w:lang w:val="en-US"/>
         </w:rPr>
-        <w:t>07</w:t>
-      </w:r>
-      <w:r>
-        <w:rPr>
-          <w:rFonts w:ascii="Arial" w:hAnsi="Arial" w:cs="Arial"/>
+      </w:pPr>
+      <w:r>
+        <w:rPr>
+          <w:rFonts w:ascii="HelveticaNeue-Bold" w:hAnsi="HelveticaNeue-Bold" w:cs="HelveticaNeue-Bold"/>
           <w:b/>
           <w:bCs/>
           <w:sz w:val="24"/>
           <w:szCs w:val="24"/>
           <w:lang w:val="en-US"/>
         </w:rPr>
-        <w:t>, 2025</w:t>
-      </w:r>
-      <w:r>
-        <w:rPr>
-          <w:rFonts w:ascii="Arial" w:hAnsi="Arial" w:cs="Arial"/>
+        <w:t>GRADED WORK</w:t>
+      </w:r>
+      <w:r>
+        <w:rPr>
+          <w:rFonts w:ascii="HelveticaNeue-Bold" w:hAnsi="HelveticaNeue-Bold" w:cs="HelveticaNeue-Bold"/>
           <w:b/>
           <w:bCs/>
           <w:sz w:val="24"/>
           <w:szCs w:val="24"/>
           <w:lang w:val="en-US"/>
         </w:rPr>
-        <w:t>, 8 a.m.</w:t>
-      </w:r>
-    </w:p>
-    <w:p>
-      <w:pPr>
-        <w:autoSpaceDE w:val="0"/>
-        <w:autoSpaceDN w:val="0"/>
-        <w:adjustRightInd w:val="0"/>
-        <w:spacing w:after="0" w:line="360" w:lineRule="auto"/>
-        <w:jc w:val="both"/>
-        <w:rPr>
-          <w:rFonts w:ascii="Arial" w:hAnsi="Arial" w:cs="Arial"/>
+        <w:t>:</w:t>
+      </w:r>
+    </w:p>
+    <w:p>
+      <w:pPr>
+        <w:pStyle w:val="ListParagraph"/>
+        <w:numPr>
+          <w:ilvl w:val="0"/>
+          <w:numId w:val="4"/>
+        </w:numPr>
+        <w:autoSpaceDE w:val="0"/>
+        <w:autoSpaceDN w:val="0"/>
+        <w:adjustRightInd w:val="0"/>
+        <w:spacing w:after="0" w:line="360" w:lineRule="auto"/>
+        <w:jc w:val="both"/>
+        <w:rPr>
+          <w:rFonts w:ascii="HelveticaNeue-Bold" w:hAnsi="HelveticaNeue-Bold" w:cs="HelveticaNeue-Bold"/>
           <w:b/>
           <w:bCs/>
           <w:sz w:val="24"/>
@@ -213,16 +273,58 @@
           <w:lang w:val="en-US"/>
         </w:rPr>
       </w:pPr>
-    </w:p>
-    <w:p>
-      <w:pPr>
-        <w:autoSpaceDE w:val="0"/>
-        <w:autoSpaceDN w:val="0"/>
-        <w:adjustRightInd w:val="0"/>
-        <w:spacing w:after="0" w:line="360" w:lineRule="auto"/>
-        <w:jc w:val="both"/>
-        <w:rPr>
-          <w:rFonts w:ascii="Arial" w:hAnsi="Arial" w:cs="Arial"/>
+      <w:r>
+        <w:rPr>
+          <w:rFonts w:ascii="HelveticaNeue-Bold" w:hAnsi="HelveticaNeue-Bold" w:cs="HelveticaNeue-Bold"/>
+          <w:sz w:val="24"/>
+          <w:szCs w:val="24"/>
+          <w:lang w:val="en-US"/>
+        </w:rPr>
+        <w:t>Written report in a Jupyter Notebook</w:t>
+      </w:r>
+      <w:r>
+        <w:rPr>
+          <w:rStyle w:val="FootnoteReference"/>
+          <w:rFonts w:ascii="HelveticaNeue-Bold" w:hAnsi="HelveticaNeue-Bold" w:cs="HelveticaNeue-Bold"/>
+          <w:sz w:val="24"/>
+          <w:szCs w:val="24"/>
+          <w:lang w:val="en-US"/>
+        </w:rPr>
+        <w:footnoteReference w:id="1"/>
+      </w:r>
+      <w:r>
+        <w:rPr>
+          <w:rFonts w:ascii="HelveticaNeue-Bold" w:hAnsi="HelveticaNeue-Bold" w:cs="HelveticaNeue-Bold"/>
+          <w:sz w:val="24"/>
+          <w:szCs w:val="24"/>
+          <w:lang w:val="en-US"/>
+        </w:rPr>
+        <w:t xml:space="preserve"> uploaded to a </w:t>
+      </w:r>
+      <w:r>
+        <w:rPr>
+          <w:rFonts w:ascii="Arial" w:hAnsi="Arial" w:cs="Arial"/>
+          <w:sz w:val="24"/>
+          <w:szCs w:val="24"/>
+          <w:lang w:val="en-US"/>
+        </w:rPr>
+        <w:t xml:space="preserve">GIT-related platform, i.e. GitLab or GitHub. </w:t>
+      </w:r>
+    </w:p>
+    <w:p>
+      <w:pPr>
+        <w:pStyle w:val="ListParagraph"/>
+        <w:numPr>
+          <w:ilvl w:val="0"/>
+          <w:numId w:val="4"/>
+        </w:numPr>
+        <w:autoSpaceDE w:val="0"/>
+        <w:autoSpaceDN w:val="0"/>
+        <w:adjustRightInd w:val="0"/>
+        <w:spacing w:after="0" w:line="360" w:lineRule="auto"/>
+        <w:jc w:val="both"/>
+        <w:rPr>
+          <w:rFonts w:ascii="HelveticaNeue-Bold" w:hAnsi="HelveticaNeue-Bold" w:cs="HelveticaNeue-Bold"/>
           <w:b/>
           <w:bCs/>
           <w:sz w:val="24"/>
@@ -232,23 +334,445 @@
       </w:pPr>
       <w:r>
         <w:rPr>
-          <w:rFonts w:ascii="Arial" w:hAnsi="Arial" w:cs="Arial"/>
+          <w:rFonts w:ascii="HelveticaNeue-Bold" w:hAnsi="HelveticaNeue-Bold" w:cs="HelveticaNeue-Bold"/>
+          <w:sz w:val="24"/>
+          <w:szCs w:val="24"/>
+          <w:lang w:val="en-US"/>
+        </w:rPr>
+        <w:t>Data, scripts and functions would be self-contained in the notebook, i.e. without requiring external dependencies or paths, additional configurations, or missing components</w:t>
+      </w:r>
+      <w:r>
+        <w:rPr>
+          <w:rFonts w:ascii="HelveticaNeue-Bold" w:hAnsi="HelveticaNeue-Bold" w:cs="HelveticaNeue-Bold"/>
+          <w:sz w:val="24"/>
+          <w:szCs w:val="24"/>
+          <w:lang w:val="en-US"/>
+        </w:rPr>
+        <w:t>.</w:t>
+      </w:r>
+    </w:p>
+    <w:p>
+      <w:pPr>
+        <w:pStyle w:val="ListParagraph"/>
+        <w:numPr>
+          <w:ilvl w:val="0"/>
+          <w:numId w:val="4"/>
+        </w:numPr>
+        <w:autoSpaceDE w:val="0"/>
+        <w:autoSpaceDN w:val="0"/>
+        <w:adjustRightInd w:val="0"/>
+        <w:spacing w:after="0" w:line="360" w:lineRule="auto"/>
+        <w:jc w:val="both"/>
+        <w:rPr>
+          <w:rFonts w:ascii="HelveticaNeue-Bold" w:hAnsi="HelveticaNeue-Bold" w:cs="HelveticaNeue-Bold"/>
+          <w:sz w:val="24"/>
+          <w:szCs w:val="24"/>
+          <w:lang w:val="en-US"/>
+        </w:rPr>
+      </w:pPr>
+      <w:r>
+        <w:rPr>
+          <w:rFonts w:ascii="HelveticaNeue-Bold" w:hAnsi="HelveticaNeue-Bold" w:cs="HelveticaNeue-Bold"/>
+          <w:sz w:val="24"/>
+          <w:szCs w:val="24"/>
+          <w:lang w:val="en-US"/>
+        </w:rPr>
+        <w:t>The work must be written entirely in English</w:t>
+      </w:r>
+      <w:r>
+        <w:rPr>
+          <w:rFonts w:ascii="HelveticaNeue-Bold" w:hAnsi="HelveticaNeue-Bold" w:cs="HelveticaNeue-Bold"/>
+          <w:sz w:val="24"/>
+          <w:szCs w:val="24"/>
+          <w:lang w:val="en-US"/>
+        </w:rPr>
+        <w:t>.</w:t>
+      </w:r>
+    </w:p>
+    <w:p>
+      <w:pPr>
+        <w:pStyle w:val="ListParagraph"/>
+        <w:numPr>
+          <w:ilvl w:val="0"/>
+          <w:numId w:val="4"/>
+        </w:numPr>
+        <w:autoSpaceDE w:val="0"/>
+        <w:autoSpaceDN w:val="0"/>
+        <w:adjustRightInd w:val="0"/>
+        <w:spacing w:after="0" w:line="360" w:lineRule="auto"/>
+        <w:jc w:val="both"/>
+        <w:rPr>
+          <w:rFonts w:ascii="HelveticaNeue-Bold" w:hAnsi="HelveticaNeue-Bold" w:cs="HelveticaNeue-Bold"/>
+          <w:sz w:val="24"/>
+          <w:szCs w:val="24"/>
+          <w:lang w:val="en-US"/>
+        </w:rPr>
+      </w:pPr>
+      <w:r>
+        <w:rPr>
+          <w:rFonts w:ascii="HelveticaNeue-Bold" w:hAnsi="HelveticaNeue-Bold" w:cs="HelveticaNeue-Bold"/>
+          <w:sz w:val="24"/>
+          <w:szCs w:val="24"/>
+          <w:lang w:val="en-US"/>
+        </w:rPr>
+        <w:t xml:space="preserve">AI models declaration: </w:t>
+      </w:r>
+      <w:r>
+        <w:rPr>
+          <w:rFonts w:ascii="HelveticaNeue-Bold" w:hAnsi="HelveticaNeue-Bold" w:cs="HelveticaNeue-Bold"/>
+          <w:sz w:val="24"/>
+          <w:szCs w:val="24"/>
+          <w:lang w:val="en-US"/>
+        </w:rPr>
+        <w:t xml:space="preserve">Students may use AI-based tools (e.g., ChatGPT, Copilot, Claude, or similar </w:t>
+      </w:r>
+      <w:r>
+        <w:rPr>
+          <w:rFonts w:ascii="HelveticaNeue-Bold" w:hAnsi="HelveticaNeue-Bold" w:cs="HelveticaNeue-Bold"/>
+          <w:sz w:val="24"/>
+          <w:szCs w:val="24"/>
+          <w:lang w:val="en-US"/>
+        </w:rPr>
+        <w:t>large language models</w:t>
+      </w:r>
+      <w:r>
+        <w:rPr>
+          <w:rFonts w:ascii="HelveticaNeue-Bold" w:hAnsi="HelveticaNeue-Bold" w:cs="HelveticaNeue-Bold"/>
+          <w:sz w:val="24"/>
+          <w:szCs w:val="24"/>
+          <w:lang w:val="en-US"/>
+        </w:rPr>
+        <w:t>) as development assistance when preparing the notebook. Acceptable uses include:</w:t>
+      </w:r>
+    </w:p>
+    <w:p>
+      <w:pPr>
+        <w:pStyle w:val="ListParagraph"/>
+        <w:numPr>
+          <w:ilvl w:val="1"/>
+          <w:numId w:val="4"/>
+        </w:numPr>
+        <w:autoSpaceDE w:val="0"/>
+        <w:autoSpaceDN w:val="0"/>
+        <w:adjustRightInd w:val="0"/>
+        <w:spacing w:after="0" w:line="360" w:lineRule="auto"/>
+        <w:jc w:val="both"/>
+        <w:rPr>
+          <w:rFonts w:ascii="HelveticaNeue-Bold" w:hAnsi="HelveticaNeue-Bold" w:cs="HelveticaNeue-Bold"/>
+          <w:sz w:val="24"/>
+          <w:szCs w:val="24"/>
+          <w:lang w:val="en-US"/>
+        </w:rPr>
+      </w:pPr>
+      <w:r>
+        <w:rPr>
+          <w:rFonts w:ascii="HelveticaNeue-Bold" w:hAnsi="HelveticaNeue-Bold" w:cs="HelveticaNeue-Bold"/>
+          <w:sz w:val="24"/>
+          <w:szCs w:val="24"/>
+          <w:lang w:val="en-US"/>
+        </w:rPr>
+        <w:t>Explaining programming concepts or Python syntax.</w:t>
+      </w:r>
+    </w:p>
+    <w:p>
+      <w:pPr>
+        <w:pStyle w:val="ListParagraph"/>
+        <w:numPr>
+          <w:ilvl w:val="1"/>
+          <w:numId w:val="4"/>
+        </w:numPr>
+        <w:autoSpaceDE w:val="0"/>
+        <w:autoSpaceDN w:val="0"/>
+        <w:adjustRightInd w:val="0"/>
+        <w:spacing w:after="0" w:line="360" w:lineRule="auto"/>
+        <w:jc w:val="both"/>
+        <w:rPr>
+          <w:rFonts w:ascii="HelveticaNeue-Bold" w:hAnsi="HelveticaNeue-Bold" w:cs="HelveticaNeue-Bold"/>
+          <w:sz w:val="24"/>
+          <w:szCs w:val="24"/>
+          <w:lang w:val="en-US"/>
+        </w:rPr>
+      </w:pPr>
+      <w:r>
+        <w:rPr>
+          <w:rFonts w:ascii="HelveticaNeue-Bold" w:hAnsi="HelveticaNeue-Bold" w:cs="HelveticaNeue-Bold"/>
+          <w:sz w:val="24"/>
+          <w:szCs w:val="24"/>
+          <w:lang w:val="en-US"/>
+        </w:rPr>
+        <w:t>Suggesting alternative implementations or debugging strategies.</w:t>
+      </w:r>
+    </w:p>
+    <w:p>
+      <w:pPr>
+        <w:pStyle w:val="ListParagraph"/>
+        <w:numPr>
+          <w:ilvl w:val="1"/>
+          <w:numId w:val="4"/>
+        </w:numPr>
+        <w:autoSpaceDE w:val="0"/>
+        <w:autoSpaceDN w:val="0"/>
+        <w:adjustRightInd w:val="0"/>
+        <w:spacing w:after="0" w:line="360" w:lineRule="auto"/>
+        <w:jc w:val="both"/>
+        <w:rPr>
+          <w:rFonts w:ascii="HelveticaNeue-Bold" w:hAnsi="HelveticaNeue-Bold" w:cs="HelveticaNeue-Bold"/>
+          <w:sz w:val="24"/>
+          <w:szCs w:val="24"/>
+          <w:lang w:val="en-US"/>
+        </w:rPr>
+      </w:pPr>
+      <w:r>
+        <w:rPr>
+          <w:rFonts w:ascii="HelveticaNeue-Bold" w:hAnsi="HelveticaNeue-Bold" w:cs="HelveticaNeue-Bold"/>
+          <w:sz w:val="24"/>
+          <w:szCs w:val="24"/>
+          <w:lang w:val="en-US"/>
+        </w:rPr>
+        <w:t>Identifying potential errors in code.</w:t>
+      </w:r>
+    </w:p>
+    <w:p>
+      <w:pPr>
+        <w:pStyle w:val="ListParagraph"/>
+        <w:numPr>
+          <w:ilvl w:val="1"/>
+          <w:numId w:val="4"/>
+        </w:numPr>
+        <w:autoSpaceDE w:val="0"/>
+        <w:autoSpaceDN w:val="0"/>
+        <w:adjustRightInd w:val="0"/>
+        <w:spacing w:after="0" w:line="360" w:lineRule="auto"/>
+        <w:jc w:val="both"/>
+        <w:rPr>
+          <w:rFonts w:ascii="HelveticaNeue-Bold" w:hAnsi="HelveticaNeue-Bold" w:cs="HelveticaNeue-Bold"/>
+          <w:sz w:val="24"/>
+          <w:szCs w:val="24"/>
+          <w:lang w:val="en-US"/>
+        </w:rPr>
+      </w:pPr>
+      <w:r>
+        <w:rPr>
+          <w:rFonts w:ascii="HelveticaNeue-Bold" w:hAnsi="HelveticaNeue-Bold" w:cs="HelveticaNeue-Bold"/>
+          <w:sz w:val="24"/>
+          <w:szCs w:val="24"/>
+          <w:lang w:val="en-US"/>
+        </w:rPr>
+        <w:t>Improving code readability, documentation, or structure.</w:t>
+      </w:r>
+    </w:p>
+    <w:p>
+      <w:pPr>
+        <w:pStyle w:val="ListParagraph"/>
+        <w:numPr>
+          <w:ilvl w:val="1"/>
+          <w:numId w:val="4"/>
+        </w:numPr>
+        <w:autoSpaceDE w:val="0"/>
+        <w:autoSpaceDN w:val="0"/>
+        <w:adjustRightInd w:val="0"/>
+        <w:spacing w:after="0" w:line="360" w:lineRule="auto"/>
+        <w:jc w:val="both"/>
+        <w:rPr>
+          <w:rFonts w:ascii="HelveticaNeue-Bold" w:hAnsi="HelveticaNeue-Bold" w:cs="HelveticaNeue-Bold"/>
+          <w:sz w:val="24"/>
+          <w:szCs w:val="24"/>
+          <w:lang w:val="en-US"/>
+        </w:rPr>
+      </w:pPr>
+      <w:r>
+        <w:rPr>
+          <w:rFonts w:ascii="HelveticaNeue-Bold" w:hAnsi="HelveticaNeue-Bold" w:cs="HelveticaNeue-Bold"/>
+          <w:sz w:val="24"/>
+          <w:szCs w:val="24"/>
+          <w:lang w:val="en-US"/>
+        </w:rPr>
+        <w:t>Providing suggestions for data analysis or visualization approaches.</w:t>
+      </w:r>
+    </w:p>
+    <w:p>
+      <w:pPr>
+        <w:autoSpaceDE w:val="0"/>
+        <w:autoSpaceDN w:val="0"/>
+        <w:adjustRightInd w:val="0"/>
+        <w:spacing w:after="0" w:line="360" w:lineRule="auto"/>
+        <w:ind w:left="720"/>
+        <w:jc w:val="both"/>
+        <w:rPr>
+          <w:rFonts w:ascii="HelveticaNeue-Bold" w:hAnsi="HelveticaNeue-Bold" w:cs="HelveticaNeue-Bold"/>
+          <w:sz w:val="24"/>
+          <w:szCs w:val="24"/>
+          <w:lang w:val="en-US"/>
+        </w:rPr>
+      </w:pPr>
+      <w:r>
+        <w:rPr>
+          <w:rFonts w:ascii="HelveticaNeue-Bold" w:hAnsi="HelveticaNeue-Bold" w:cs="HelveticaNeue-Bold"/>
+          <w:sz w:val="24"/>
+          <w:szCs w:val="24"/>
+          <w:lang w:val="en-US"/>
+        </w:rPr>
+        <w:t>However, students are responsible for understanding, verifying, and being able to explain all code submitted. AI-generated code must not be used without critical evaluation and appropriate modification when necessary.</w:t>
+      </w:r>
+      <w:r>
+        <w:rPr>
+          <w:rFonts w:ascii="HelveticaNeue-Bold" w:hAnsi="HelveticaNeue-Bold" w:cs="HelveticaNeue-Bold"/>
+          <w:sz w:val="24"/>
+          <w:szCs w:val="24"/>
+          <w:lang w:val="en-US"/>
+        </w:rPr>
+        <w:t xml:space="preserve"> In this way, s</w:t>
+      </w:r>
+      <w:r>
+        <w:rPr>
+          <w:rFonts w:ascii="HelveticaNeue-Bold" w:hAnsi="HelveticaNeue-Bold" w:cs="HelveticaNeue-Bold"/>
+          <w:sz w:val="24"/>
+          <w:szCs w:val="24"/>
+          <w:lang w:val="en-US"/>
+        </w:rPr>
+        <w:t xml:space="preserve">tudents must include an </w:t>
+      </w:r>
+      <w:r>
+        <w:rPr>
+          <w:rFonts w:ascii="HelveticaNeue-Bold" w:hAnsi="HelveticaNeue-Bold" w:cs="HelveticaNeue-Bold"/>
           <w:b/>
           <w:bCs/>
           <w:sz w:val="24"/>
           <w:szCs w:val="24"/>
           <w:lang w:val="en-US"/>
         </w:rPr>
-        <w:t>Dear student, read the following instructions carefully. Your grade will depend on their fulfillment.</w:t>
-      </w:r>
-    </w:p>
-    <w:p>
-      <w:pPr>
-        <w:autoSpaceDE w:val="0"/>
-        <w:autoSpaceDN w:val="0"/>
-        <w:adjustRightInd w:val="0"/>
-        <w:spacing w:after="0" w:line="360" w:lineRule="auto"/>
-        <w:jc w:val="both"/>
+        <w:t>AI Use Declaration</w:t>
+      </w:r>
+      <w:r>
+        <w:rPr>
+          <w:rFonts w:ascii="HelveticaNeue-Bold" w:hAnsi="HelveticaNeue-Bold" w:cs="HelveticaNeue-Bold"/>
+          <w:sz w:val="24"/>
+          <w:szCs w:val="24"/>
+          <w:lang w:val="en-US"/>
+        </w:rPr>
+        <w:t xml:space="preserve"> at the end of the notebook specifying:</w:t>
+      </w:r>
+    </w:p>
+    <w:p>
+      <w:pPr>
+        <w:pStyle w:val="ListParagraph"/>
+        <w:numPr>
+          <w:ilvl w:val="1"/>
+          <w:numId w:val="4"/>
+        </w:numPr>
+        <w:autoSpaceDE w:val="0"/>
+        <w:autoSpaceDN w:val="0"/>
+        <w:adjustRightInd w:val="0"/>
+        <w:spacing w:after="0" w:line="360" w:lineRule="auto"/>
+        <w:jc w:val="both"/>
+        <w:rPr>
+          <w:rFonts w:ascii="HelveticaNeue-Bold" w:hAnsi="HelveticaNeue-Bold" w:cs="HelveticaNeue-Bold"/>
+          <w:sz w:val="24"/>
+          <w:szCs w:val="24"/>
+          <w:lang w:val="en-US"/>
+        </w:rPr>
+      </w:pPr>
+      <w:r>
+        <w:rPr>
+          <w:rFonts w:ascii="HelveticaNeue-Bold" w:hAnsi="HelveticaNeue-Bold" w:cs="HelveticaNeue-Bold"/>
+          <w:sz w:val="24"/>
+          <w:szCs w:val="24"/>
+          <w:lang w:val="en-US"/>
+        </w:rPr>
+        <w:t>The AI tool(s) used.</w:t>
+      </w:r>
+    </w:p>
+    <w:p>
+      <w:pPr>
+        <w:pStyle w:val="ListParagraph"/>
+        <w:numPr>
+          <w:ilvl w:val="1"/>
+          <w:numId w:val="4"/>
+        </w:numPr>
+        <w:autoSpaceDE w:val="0"/>
+        <w:autoSpaceDN w:val="0"/>
+        <w:adjustRightInd w:val="0"/>
+        <w:spacing w:after="0" w:line="360" w:lineRule="auto"/>
+        <w:jc w:val="both"/>
+        <w:rPr>
+          <w:rFonts w:ascii="HelveticaNeue-Bold" w:hAnsi="HelveticaNeue-Bold" w:cs="HelveticaNeue-Bold"/>
+          <w:sz w:val="24"/>
+          <w:szCs w:val="24"/>
+          <w:lang w:val="en-US"/>
+        </w:rPr>
+      </w:pPr>
+      <w:r>
+        <w:rPr>
+          <w:rFonts w:ascii="HelveticaNeue-Bold" w:hAnsi="HelveticaNeue-Bold" w:cs="HelveticaNeue-Bold"/>
+          <w:sz w:val="24"/>
+          <w:szCs w:val="24"/>
+          <w:lang w:val="en-US"/>
+        </w:rPr>
+        <w:lastRenderedPageBreak/>
+        <w:t>The purpose for which they were used.</w:t>
+      </w:r>
+    </w:p>
+    <w:p>
+      <w:pPr>
+        <w:pStyle w:val="ListParagraph"/>
+        <w:numPr>
+          <w:ilvl w:val="1"/>
+          <w:numId w:val="4"/>
+        </w:numPr>
+        <w:autoSpaceDE w:val="0"/>
+        <w:autoSpaceDN w:val="0"/>
+        <w:adjustRightInd w:val="0"/>
+        <w:spacing w:after="0" w:line="360" w:lineRule="auto"/>
+        <w:jc w:val="both"/>
+        <w:rPr>
+          <w:rFonts w:ascii="HelveticaNeue-Bold" w:hAnsi="HelveticaNeue-Bold" w:cs="HelveticaNeue-Bold"/>
+          <w:sz w:val="24"/>
+          <w:szCs w:val="24"/>
+          <w:lang w:val="en-US"/>
+        </w:rPr>
+      </w:pPr>
+      <w:r>
+        <w:rPr>
+          <w:rFonts w:ascii="HelveticaNeue-Bold" w:hAnsi="HelveticaNeue-Bold" w:cs="HelveticaNeue-Bold"/>
+          <w:sz w:val="24"/>
+          <w:szCs w:val="24"/>
+          <w:lang w:val="en-US"/>
+        </w:rPr>
+        <w:t>The extent of their contribution to the submitted work.</w:t>
+      </w:r>
+    </w:p>
+    <w:p>
+      <w:pPr>
+        <w:pStyle w:val="ListParagraph"/>
+        <w:autoSpaceDE w:val="0"/>
+        <w:autoSpaceDN w:val="0"/>
+        <w:adjustRightInd w:val="0"/>
+        <w:spacing w:after="0" w:line="360" w:lineRule="auto"/>
+        <w:jc w:val="both"/>
+        <w:rPr>
+          <w:rFonts w:ascii="HelveticaNeue-Bold" w:hAnsi="HelveticaNeue-Bold" w:cs="HelveticaNeue-Bold"/>
+          <w:sz w:val="24"/>
+          <w:szCs w:val="24"/>
+          <w:lang w:val="en-US"/>
+        </w:rPr>
+      </w:pPr>
+      <w:r>
+        <w:rPr>
+          <w:rFonts w:ascii="HelveticaNeue-Bold" w:hAnsi="HelveticaNeue-Bold" w:cs="HelveticaNeue-Bold"/>
+          <w:sz w:val="24"/>
+          <w:szCs w:val="24"/>
+          <w:lang w:val="en-US"/>
+        </w:rPr>
+        <w:t>If no AI tools were used, students must explicitly state: "No AI tools were used in the development of this notebook."</w:t>
+      </w:r>
+    </w:p>
+    <w:p>
+      <w:pPr>
+        <w:autoSpaceDE w:val="0"/>
+        <w:autoSpaceDN w:val="0"/>
+        <w:adjustRightInd w:val="0"/>
+        <w:spacing w:after="0" w:line="360" w:lineRule="auto"/>
+        <w:jc w:val="center"/>
         <w:rPr>
           <w:rFonts w:ascii="Arial" w:hAnsi="Arial" w:cs="Arial"/>
           <w:b/>
@@ -284,16 +808,9 @@
           <w:szCs w:val="24"/>
           <w:lang w:val="en-US"/>
         </w:rPr>
-        <w:t>GRADED WORK:</w:t>
-      </w:r>
-    </w:p>
-    <w:p>
-      <w:pPr>
-        <w:autoSpaceDE w:val="0"/>
-        <w:autoSpaceDN w:val="0"/>
-        <w:adjustRightInd w:val="0"/>
-        <w:spacing w:after="0" w:line="360" w:lineRule="auto"/>
-        <w:jc w:val="both"/>
+        <w:t>Goal</w:t>
+      </w:r>
+      <w:r>
         <w:rPr>
           <w:rFonts w:ascii="Arial" w:hAnsi="Arial" w:cs="Arial"/>
           <w:b/>
@@ -302,8 +819,109 @@
           <w:szCs w:val="24"/>
           <w:lang w:val="en-US"/>
         </w:rPr>
-      </w:pPr>
-      <w:r>
+        <w:t>:</w:t>
+      </w:r>
+    </w:p>
+    <w:p>
+      <w:pPr>
+        <w:autoSpaceDE w:val="0"/>
+        <w:autoSpaceDN w:val="0"/>
+        <w:adjustRightInd w:val="0"/>
+        <w:spacing w:after="0" w:line="360" w:lineRule="auto"/>
+        <w:jc w:val="both"/>
+        <w:rPr>
+          <w:rFonts w:ascii="Arial" w:hAnsi="Arial" w:cs="Arial"/>
+          <w:sz w:val="24"/>
+          <w:szCs w:val="24"/>
+          <w:lang w:val="en-US"/>
+        </w:rPr>
+      </w:pPr>
+      <w:r>
+        <w:rPr>
+          <w:rFonts w:ascii="Arial" w:hAnsi="Arial" w:cs="Arial"/>
+          <w:sz w:val="24"/>
+          <w:szCs w:val="24"/>
+          <w:lang w:val="en-US"/>
+        </w:rPr>
+        <w:t xml:space="preserve">This lab aims </w:t>
+      </w:r>
+      <w:r>
+        <w:rPr>
+          <w:rFonts w:ascii="Arial" w:hAnsi="Arial" w:cs="Arial"/>
+          <w:sz w:val="24"/>
+          <w:szCs w:val="24"/>
+          <w:lang w:val="en-US"/>
+        </w:rPr>
+        <w:t xml:space="preserve">to </w:t>
+      </w:r>
+      <w:r>
+        <w:rPr>
+          <w:rFonts w:ascii="Arial" w:hAnsi="Arial" w:cs="Arial"/>
+          <w:sz w:val="24"/>
+          <w:szCs w:val="24"/>
+          <w:lang w:val="en-US"/>
+        </w:rPr>
+        <w:t>formalize</w:t>
+      </w:r>
+      <w:r>
+        <w:rPr>
+          <w:rFonts w:ascii="Arial" w:hAnsi="Arial" w:cs="Arial"/>
+          <w:sz w:val="24"/>
+          <w:szCs w:val="24"/>
+          <w:lang w:val="en-US"/>
+        </w:rPr>
+        <w:t xml:space="preserve"> the research-related codes in a pipeline to </w:t>
+      </w:r>
+      <w:r>
+        <w:rPr>
+          <w:rFonts w:ascii="Arial" w:hAnsi="Arial" w:cs="Arial"/>
+          <w:sz w:val="24"/>
+          <w:szCs w:val="24"/>
+          <w:lang w:val="en-US"/>
+        </w:rPr>
+        <w:t>get a structured project.</w:t>
+      </w:r>
+      <w:r>
+        <w:rPr>
+          <w:rFonts w:ascii="Arial" w:hAnsi="Arial" w:cs="Arial"/>
+          <w:sz w:val="24"/>
+          <w:szCs w:val="24"/>
+          <w:lang w:val="en-US"/>
+        </w:rPr>
+        <w:t xml:space="preserve"> </w:t>
+      </w:r>
+      <w:r>
+        <w:rPr>
+          <w:rFonts w:ascii="Arial" w:hAnsi="Arial" w:cs="Arial"/>
+          <w:sz w:val="24"/>
+          <w:szCs w:val="24"/>
+          <w:lang w:val="en-US"/>
+        </w:rPr>
+        <w:t xml:space="preserve">Structuring code for a research project in scientific programming involves organizing your files and directories in a way that is logical, maintainable, and conducive to collaboration and reproducibility. </w:t>
+      </w:r>
+    </w:p>
+    <w:p>
+      <w:pPr>
+        <w:autoSpaceDE w:val="0"/>
+        <w:autoSpaceDN w:val="0"/>
+        <w:adjustRightInd w:val="0"/>
+        <w:spacing w:after="0" w:line="360" w:lineRule="auto"/>
+        <w:jc w:val="both"/>
+        <w:rPr>
+          <w:rFonts w:ascii="Arial" w:hAnsi="Arial" w:cs="Arial"/>
+          <w:sz w:val="24"/>
+          <w:szCs w:val="24"/>
+          <w:lang w:val="en-US"/>
+        </w:rPr>
+      </w:pPr>
+    </w:p>
+    <w:p>
+      <w:pPr>
+        <w:autoSpaceDE w:val="0"/>
+        <w:autoSpaceDN w:val="0"/>
+        <w:adjustRightInd w:val="0"/>
+        <w:spacing w:after="0" w:line="360" w:lineRule="auto"/>
+        <w:jc w:val="both"/>
         <w:rPr>
           <w:rFonts w:ascii="Arial" w:hAnsi="Arial" w:cs="Arial"/>
           <w:b/>
@@ -312,16 +930,8 @@
           <w:szCs w:val="24"/>
           <w:lang w:val="en-US"/>
         </w:rPr>
-        <w:t>• Written report in GIT-related platform, i.e. GitLab or GitHub</w:t>
-      </w:r>
-    </w:p>
-    <w:p>
-      <w:pPr>
-        <w:autoSpaceDE w:val="0"/>
-        <w:autoSpaceDN w:val="0"/>
-        <w:adjustRightInd w:val="0"/>
-        <w:spacing w:after="0" w:line="360" w:lineRule="auto"/>
-        <w:jc w:val="both"/>
+      </w:pPr>
+      <w:r>
         <w:rPr>
           <w:rFonts w:ascii="Arial" w:hAnsi="Arial" w:cs="Arial"/>
           <w:b/>
@@ -330,255 +940,12 @@
           <w:szCs w:val="24"/>
           <w:lang w:val="en-US"/>
         </w:rPr>
-      </w:pPr>
-      <w:r>
-        <w:rPr>
-          <w:rFonts w:ascii="Arial" w:hAnsi="Arial" w:cs="Arial"/>
-          <w:b/>
-          <w:bCs/>
-          <w:sz w:val="24"/>
-          <w:szCs w:val="24"/>
-          <w:lang w:val="en-US"/>
-        </w:rPr>
-        <w:t>• Data, scripts and functions would be self-contained</w:t>
-      </w:r>
-      <w:r>
-        <w:rPr>
-          <w:rFonts w:ascii="Arial" w:hAnsi="Arial" w:cs="Arial"/>
-          <w:b/>
-          <w:bCs/>
-          <w:sz w:val="24"/>
-          <w:szCs w:val="24"/>
-          <w:lang w:val="en-US"/>
-        </w:rPr>
-        <w:t>.</w:t>
-      </w:r>
-    </w:p>
-    <w:p>
-      <w:pPr>
-        <w:autoSpaceDE w:val="0"/>
-        <w:autoSpaceDN w:val="0"/>
-        <w:adjustRightInd w:val="0"/>
-        <w:spacing w:after="0" w:line="360" w:lineRule="auto"/>
-        <w:jc w:val="both"/>
-        <w:rPr>
-          <w:rFonts w:ascii="Arial" w:hAnsi="Arial" w:cs="Arial"/>
-          <w:b/>
-          <w:bCs/>
-          <w:sz w:val="24"/>
-          <w:szCs w:val="24"/>
-          <w:lang w:val="en-US"/>
-        </w:rPr>
-      </w:pPr>
-    </w:p>
-    <w:p>
-      <w:pPr>
-        <w:autoSpaceDE w:val="0"/>
-        <w:autoSpaceDN w:val="0"/>
-        <w:adjustRightInd w:val="0"/>
-        <w:spacing w:after="0" w:line="360" w:lineRule="auto"/>
-        <w:jc w:val="both"/>
-        <w:rPr>
-          <w:rFonts w:ascii="Arial" w:hAnsi="Arial" w:cs="Arial"/>
-          <w:b/>
-          <w:bCs/>
-          <w:sz w:val="24"/>
-          <w:szCs w:val="24"/>
-          <w:lang w:val="en-US"/>
-        </w:rPr>
-      </w:pPr>
-      <w:r>
-        <w:rPr>
-          <w:rFonts w:ascii="Arial" w:hAnsi="Arial" w:cs="Arial"/>
-          <w:b/>
-          <w:bCs/>
-          <w:sz w:val="24"/>
-          <w:szCs w:val="24"/>
-          <w:lang w:val="en-US"/>
-        </w:rPr>
-        <w:t>The work must be written entirely in English</w:t>
-      </w:r>
-    </w:p>
-    <w:p>
-      <w:pPr>
-        <w:autoSpaceDE w:val="0"/>
-        <w:autoSpaceDN w:val="0"/>
-        <w:adjustRightInd w:val="0"/>
-        <w:spacing w:after="0" w:line="360" w:lineRule="auto"/>
-        <w:jc w:val="both"/>
-        <w:rPr>
-          <w:rFonts w:ascii="Arial" w:hAnsi="Arial" w:cs="Arial"/>
-          <w:b/>
-          <w:bCs/>
-          <w:sz w:val="24"/>
-          <w:szCs w:val="24"/>
-          <w:lang w:val="en-US"/>
-        </w:rPr>
-      </w:pPr>
-    </w:p>
-    <w:p>
-      <w:pPr>
-        <w:autoSpaceDE w:val="0"/>
-        <w:autoSpaceDN w:val="0"/>
-        <w:adjustRightInd w:val="0"/>
-        <w:spacing w:after="0" w:line="360" w:lineRule="auto"/>
-        <w:jc w:val="both"/>
-        <w:rPr>
-          <w:rFonts w:ascii="Arial" w:hAnsi="Arial" w:cs="Arial"/>
-          <w:b/>
-          <w:bCs/>
-          <w:sz w:val="24"/>
-          <w:szCs w:val="24"/>
-          <w:lang w:val="en-US"/>
-        </w:rPr>
-      </w:pPr>
-      <w:r>
-        <w:rPr>
-          <w:rFonts w:ascii="Arial" w:hAnsi="Arial" w:cs="Arial"/>
-          <w:b/>
-          <w:bCs/>
-          <w:sz w:val="24"/>
-          <w:szCs w:val="24"/>
-          <w:lang w:val="en-US"/>
-        </w:rPr>
-        <w:t>Goal</w:t>
-      </w:r>
-      <w:r>
-        <w:rPr>
-          <w:rFonts w:ascii="Arial" w:hAnsi="Arial" w:cs="Arial"/>
-          <w:b/>
-          <w:bCs/>
-          <w:sz w:val="24"/>
-          <w:szCs w:val="24"/>
-          <w:lang w:val="en-US"/>
-        </w:rPr>
-        <w:t>:</w:t>
-      </w:r>
-    </w:p>
-    <w:p>
-      <w:pPr>
-        <w:autoSpaceDE w:val="0"/>
-        <w:autoSpaceDN w:val="0"/>
-        <w:adjustRightInd w:val="0"/>
-        <w:spacing w:after="0" w:line="360" w:lineRule="auto"/>
-        <w:jc w:val="both"/>
-        <w:rPr>
-          <w:rFonts w:ascii="Arial" w:hAnsi="Arial" w:cs="Arial"/>
-          <w:sz w:val="24"/>
-          <w:szCs w:val="24"/>
-          <w:lang w:val="en-US"/>
-        </w:rPr>
-      </w:pPr>
-      <w:r>
-        <w:rPr>
-          <w:rFonts w:ascii="Arial" w:hAnsi="Arial" w:cs="Arial"/>
-          <w:sz w:val="24"/>
-          <w:szCs w:val="24"/>
-          <w:lang w:val="en-US"/>
-        </w:rPr>
-        <w:t xml:space="preserve">This lab aims </w:t>
-      </w:r>
-      <w:r>
-        <w:rPr>
-          <w:rFonts w:ascii="Arial" w:hAnsi="Arial" w:cs="Arial"/>
-          <w:sz w:val="24"/>
-          <w:szCs w:val="24"/>
-          <w:lang w:val="en-US"/>
-        </w:rPr>
-        <w:t xml:space="preserve">to </w:t>
-      </w:r>
-      <w:r>
-        <w:rPr>
-          <w:rFonts w:ascii="Arial" w:hAnsi="Arial" w:cs="Arial"/>
-          <w:sz w:val="24"/>
-          <w:szCs w:val="24"/>
-          <w:lang w:val="en-US"/>
-        </w:rPr>
-        <w:t>formalize</w:t>
-      </w:r>
-      <w:r>
-        <w:rPr>
-          <w:rFonts w:ascii="Arial" w:hAnsi="Arial" w:cs="Arial"/>
-          <w:sz w:val="24"/>
-          <w:szCs w:val="24"/>
-          <w:lang w:val="en-US"/>
-        </w:rPr>
-        <w:t xml:space="preserve"> the research-related codes in a pipeline to </w:t>
-      </w:r>
-      <w:r>
-        <w:rPr>
-          <w:rFonts w:ascii="Arial" w:hAnsi="Arial" w:cs="Arial"/>
-          <w:sz w:val="24"/>
-          <w:szCs w:val="24"/>
-          <w:lang w:val="en-US"/>
-        </w:rPr>
-        <w:t>get a structured project.</w:t>
-      </w:r>
-      <w:r>
-        <w:rPr>
-          <w:rFonts w:ascii="Arial" w:hAnsi="Arial" w:cs="Arial"/>
-          <w:sz w:val="24"/>
-          <w:szCs w:val="24"/>
-          <w:lang w:val="en-US"/>
-        </w:rPr>
-        <w:t xml:space="preserve"> </w:t>
-      </w:r>
-      <w:r>
-        <w:rPr>
-          <w:rFonts w:ascii="Arial" w:hAnsi="Arial" w:cs="Arial"/>
-          <w:sz w:val="24"/>
-          <w:szCs w:val="24"/>
-          <w:lang w:val="en-US"/>
-        </w:rPr>
-        <w:t xml:space="preserve">Structuring code for a research project in scientific programming involves organizing your files and directories in a way that is logical, maintainable, and conducive to collaboration and reproducibility. </w:t>
-      </w:r>
-    </w:p>
-    <w:p>
-      <w:pPr>
-        <w:autoSpaceDE w:val="0"/>
-        <w:autoSpaceDN w:val="0"/>
-        <w:adjustRightInd w:val="0"/>
-        <w:spacing w:after="0" w:line="360" w:lineRule="auto"/>
-        <w:jc w:val="both"/>
-        <w:rPr>
-          <w:rFonts w:ascii="Arial" w:hAnsi="Arial" w:cs="Arial"/>
-          <w:sz w:val="24"/>
-          <w:szCs w:val="24"/>
-          <w:lang w:val="en-US"/>
-        </w:rPr>
-      </w:pPr>
-    </w:p>
-    <w:p>
-      <w:pPr>
-        <w:autoSpaceDE w:val="0"/>
-        <w:autoSpaceDN w:val="0"/>
-        <w:adjustRightInd w:val="0"/>
-        <w:spacing w:after="0" w:line="360" w:lineRule="auto"/>
-        <w:jc w:val="both"/>
-        <w:rPr>
-          <w:rFonts w:ascii="Arial" w:hAnsi="Arial" w:cs="Arial"/>
-          <w:b/>
-          <w:bCs/>
-          <w:sz w:val="24"/>
-          <w:szCs w:val="24"/>
-          <w:lang w:val="en-US"/>
-        </w:rPr>
-      </w:pPr>
-      <w:r>
-        <w:rPr>
-          <w:rFonts w:ascii="Arial" w:hAnsi="Arial" w:cs="Arial"/>
-          <w:b/>
-          <w:bCs/>
-          <w:sz w:val="24"/>
-          <w:szCs w:val="24"/>
-          <w:lang w:val="en-US"/>
-        </w:rPr>
         <w:t>Materials Needed:</w:t>
       </w:r>
     </w:p>
     <w:p>
       <w:pPr>
-        <w:pStyle w:val="Prrafodelista"/>
+        <w:pStyle w:val="ListParagraph"/>
         <w:numPr>
           <w:ilvl w:val="0"/>
           <w:numId w:val="2"/>
@@ -607,7 +974,7 @@
     </w:p>
     <w:p>
       <w:pPr>
-        <w:pStyle w:val="Prrafodelista"/>
+        <w:pStyle w:val="ListParagraph"/>
         <w:numPr>
           <w:ilvl w:val="0"/>
           <w:numId w:val="2"/>
@@ -636,7 +1003,7 @@
     </w:p>
     <w:p>
       <w:pPr>
-        <w:pStyle w:val="Prrafodelista"/>
+        <w:pStyle w:val="ListParagraph"/>
         <w:numPr>
           <w:ilvl w:val="0"/>
           <w:numId w:val="2"/>
@@ -703,9 +1070,16 @@
           <w:szCs w:val="24"/>
           <w:lang w:val="en-US"/>
         </w:rPr>
-        <w:t>Activity</w:t>
-      </w:r>
-      <w:r>
+        <w:t>Activity:</w:t>
+      </w:r>
+    </w:p>
+    <w:p>
+      <w:pPr>
+        <w:autoSpaceDE w:val="0"/>
+        <w:autoSpaceDN w:val="0"/>
+        <w:adjustRightInd w:val="0"/>
+        <w:spacing w:after="0" w:line="360" w:lineRule="auto"/>
+        <w:jc w:val="both"/>
         <w:rPr>
           <w:rFonts w:ascii="Arial" w:hAnsi="Arial" w:cs="Arial"/>
           <w:b/>
@@ -714,6 +1088,47 @@
           <w:szCs w:val="24"/>
           <w:lang w:val="en-US"/>
         </w:rPr>
+      </w:pPr>
+    </w:p>
+    <w:p>
+      <w:pPr>
+        <w:autoSpaceDE w:val="0"/>
+        <w:autoSpaceDN w:val="0"/>
+        <w:adjustRightInd w:val="0"/>
+        <w:spacing w:after="0" w:line="360" w:lineRule="auto"/>
+        <w:jc w:val="both"/>
+        <w:rPr>
+          <w:rFonts w:ascii="Arial" w:hAnsi="Arial" w:cs="Arial"/>
+          <w:sz w:val="24"/>
+          <w:szCs w:val="24"/>
+          <w:lang w:val="en-US"/>
+        </w:rPr>
+      </w:pPr>
+      <w:r>
+        <w:rPr>
+          <w:rFonts w:ascii="Arial" w:hAnsi="Arial" w:cs="Arial"/>
+          <w:sz w:val="24"/>
+          <w:szCs w:val="24"/>
+          <w:lang w:val="en-US"/>
+        </w:rPr>
+        <w:t xml:space="preserve">Using the results of the previous </w:t>
+      </w:r>
+      <w:r>
+        <w:rPr>
+          <w:rFonts w:ascii="Arial" w:hAnsi="Arial" w:cs="Arial"/>
+          <w:sz w:val="24"/>
+          <w:szCs w:val="24"/>
+          <w:lang w:val="en-US"/>
+        </w:rPr>
+        <w:t>homeworks</w:t>
+      </w:r>
+      <w:r>
+        <w:rPr>
+          <w:rFonts w:ascii="Arial" w:hAnsi="Arial" w:cs="Arial"/>
+          <w:sz w:val="24"/>
+          <w:szCs w:val="24"/>
+          <w:lang w:val="en-US"/>
+        </w:rPr>
         <w:t>:</w:t>
       </w:r>
     </w:p>
@@ -736,66 +1151,7 @@
     </w:p>
     <w:p>
       <w:pPr>
-        <w:autoSpaceDE w:val="0"/>
-        <w:autoSpaceDN w:val="0"/>
-        <w:adjustRightInd w:val="0"/>
-        <w:spacing w:after="0" w:line="360" w:lineRule="auto"/>
-        <w:jc w:val="both"/>
-        <w:rPr>
-          <w:rFonts w:ascii="Arial" w:hAnsi="Arial" w:cs="Arial"/>
-          <w:sz w:val="24"/>
-          <w:szCs w:val="24"/>
-          <w:lang w:val="en-US"/>
-        </w:rPr>
-      </w:pPr>
-      <w:r>
-        <w:rPr>
-          <w:rFonts w:ascii="Arial" w:hAnsi="Arial" w:cs="Arial"/>
-          <w:sz w:val="24"/>
-          <w:szCs w:val="24"/>
-          <w:lang w:val="en-US"/>
-        </w:rPr>
-        <w:t xml:space="preserve">Using the results of the previous </w:t>
-      </w:r>
-      <w:r>
-        <w:rPr>
-          <w:rFonts w:ascii="Arial" w:hAnsi="Arial" w:cs="Arial"/>
-          <w:sz w:val="24"/>
-          <w:szCs w:val="24"/>
-          <w:lang w:val="en-US"/>
-        </w:rPr>
-        <w:t>homeworks</w:t>
-      </w:r>
-      <w:r>
-        <w:rPr>
-          <w:rFonts w:ascii="Arial" w:hAnsi="Arial" w:cs="Arial"/>
-          <w:sz w:val="24"/>
-          <w:szCs w:val="24"/>
-          <w:lang w:val="en-US"/>
-        </w:rPr>
-        <w:t>:</w:t>
-      </w:r>
-    </w:p>
-    <w:p>
-      <w:pPr>
-        <w:autoSpaceDE w:val="0"/>
-        <w:autoSpaceDN w:val="0"/>
-        <w:adjustRightInd w:val="0"/>
-        <w:spacing w:after="0" w:line="360" w:lineRule="auto"/>
-        <w:jc w:val="both"/>
-        <w:rPr>
-          <w:rFonts w:ascii="Arial" w:hAnsi="Arial" w:cs="Arial"/>
-          <w:b/>
-          <w:bCs/>
-          <w:sz w:val="24"/>
-          <w:szCs w:val="24"/>
-          <w:lang w:val="en-US"/>
-        </w:rPr>
-      </w:pPr>
-    </w:p>
-    <w:p>
-      <w:pPr>
-        <w:pStyle w:val="Prrafodelista"/>
+        <w:pStyle w:val="ListParagraph"/>
         <w:numPr>
           <w:ilvl w:val="0"/>
           <w:numId w:val="1"/>
@@ -819,17 +1175,7 @@
           <w:szCs w:val="24"/>
           <w:lang w:val="en-US"/>
         </w:rPr>
-        <w:lastRenderedPageBreak/>
-        <w:t xml:space="preserve">(10%) </w:t>
-      </w:r>
-      <w:r>
-        <w:rPr>
-          <w:rFonts w:ascii="Arial" w:hAnsi="Arial" w:cs="Arial"/>
-          <w:sz w:val="24"/>
-          <w:szCs w:val="24"/>
-          <w:lang w:val="en-US"/>
-        </w:rPr>
-        <w:t>Create a</w:t>
+        <w:t>(10%) Create a</w:t>
       </w:r>
       <w:r>
         <w:rPr>
@@ -847,43 +1193,7 @@
           <w:szCs w:val="24"/>
           <w:lang w:val="en-US"/>
         </w:rPr>
-        <w:t xml:space="preserve"> with all </w:t>
-      </w:r>
-      <w:r>
-        <w:rPr>
-          <w:rFonts w:ascii="Arial" w:hAnsi="Arial" w:cs="Arial"/>
-          <w:sz w:val="24"/>
-          <w:szCs w:val="24"/>
-          <w:lang w:val="en-US"/>
-        </w:rPr>
-        <w:t xml:space="preserve">the </w:t>
-      </w:r>
-      <w:r>
-        <w:rPr>
-          <w:rFonts w:ascii="Arial" w:hAnsi="Arial" w:cs="Arial"/>
-          <w:sz w:val="24"/>
-          <w:szCs w:val="24"/>
-          <w:lang w:val="en-US"/>
-        </w:rPr>
-        <w:t>files you need to run your data and code</w:t>
-      </w:r>
-      <w:r>
-        <w:rPr>
-          <w:rFonts w:ascii="Arial" w:hAnsi="Arial" w:cs="Arial"/>
-          <w:sz w:val="24"/>
-          <w:szCs w:val="24"/>
-          <w:lang w:val="en-US"/>
-        </w:rPr>
-        <w:t>.</w:t>
-      </w:r>
-      <w:r>
-        <w:rPr>
-          <w:rFonts w:ascii="Arial" w:hAnsi="Arial" w:cs="Arial"/>
-          <w:sz w:val="24"/>
-          <w:szCs w:val="24"/>
-          <w:lang w:val="en-US"/>
-        </w:rPr>
-        <w:t xml:space="preserve"> </w:t>
+        <w:t xml:space="preserve"> with all the files you need to run your data and code. </w:t>
       </w:r>
       <w:r>
         <w:rPr>
@@ -950,7 +1260,7 @@
     </w:p>
     <w:p>
       <w:pPr>
-        <w:pStyle w:val="Prrafodelista"/>
+        <w:pStyle w:val="ListParagraph"/>
         <w:numPr>
           <w:ilvl w:val="0"/>
           <w:numId w:val="1"/>
@@ -974,48 +1284,12 @@
           <w:szCs w:val="24"/>
           <w:lang w:val="en-US"/>
         </w:rPr>
-        <w:t xml:space="preserve">(30%) </w:t>
-      </w:r>
-      <w:r>
-        <w:rPr>
-          <w:rFonts w:ascii="Arial" w:hAnsi="Arial" w:cs="Arial"/>
-          <w:sz w:val="24"/>
-          <w:szCs w:val="24"/>
-          <w:lang w:val="en-US"/>
-        </w:rPr>
-        <w:t>Divide your code</w:t>
-      </w:r>
-      <w:r>
-        <w:rPr>
-          <w:rFonts w:ascii="Arial" w:hAnsi="Arial" w:cs="Arial"/>
-          <w:sz w:val="24"/>
-          <w:szCs w:val="24"/>
-          <w:lang w:val="en-US"/>
-        </w:rPr>
-        <w:t>s</w:t>
-      </w:r>
-      <w:r>
-        <w:rPr>
-          <w:rFonts w:ascii="Arial" w:hAnsi="Arial" w:cs="Arial"/>
-          <w:sz w:val="24"/>
-          <w:szCs w:val="24"/>
-          <w:lang w:val="en-US"/>
-        </w:rPr>
-        <w:t xml:space="preserve"> into three main </w:t>
-      </w:r>
-      <w:r>
-        <w:rPr>
-          <w:rFonts w:ascii="Arial" w:hAnsi="Arial" w:cs="Arial"/>
-          <w:sz w:val="24"/>
-          <w:szCs w:val="24"/>
-          <w:lang w:val="en-US"/>
-        </w:rPr>
-        <w:t>logical modules and scripts:</w:t>
-      </w:r>
-    </w:p>
-    <w:p>
-      <w:pPr>
-        <w:pStyle w:val="Prrafodelista"/>
+        <w:t>(30%) Divide your codes into three main logical modules and scripts:</w:t>
+      </w:r>
+    </w:p>
+    <w:p>
+      <w:pPr>
+        <w:pStyle w:val="ListParagraph"/>
         <w:numPr>
           <w:ilvl w:val="1"/>
           <w:numId w:val="1"/>
@@ -1062,7 +1336,7 @@
     </w:p>
     <w:p>
       <w:pPr>
-        <w:pStyle w:val="Prrafodelista"/>
+        <w:pStyle w:val="ListParagraph"/>
         <w:numPr>
           <w:ilvl w:val="1"/>
           <w:numId w:val="1"/>
@@ -1127,7 +1401,7 @@
     </w:p>
     <w:p>
       <w:pPr>
-        <w:pStyle w:val="Prrafodelista"/>
+        <w:pStyle w:val="ListParagraph"/>
         <w:numPr>
           <w:ilvl w:val="1"/>
           <w:numId w:val="1"/>
@@ -1194,57 +1468,51 @@
           <w:szCs w:val="24"/>
           <w:lang w:val="en-US"/>
         </w:rPr>
-        <w:t xml:space="preserve">If you </w:t>
-      </w:r>
-      <w:r>
-        <w:rPr>
-          <w:rFonts w:ascii="Arial" w:hAnsi="Arial" w:cs="Arial"/>
-          <w:sz w:val="24"/>
-          <w:szCs w:val="24"/>
-          <w:lang w:val="en-US"/>
-        </w:rPr>
-        <w:t>must</w:t>
-      </w:r>
-      <w:r>
-        <w:rPr>
-          <w:rFonts w:ascii="Arial" w:hAnsi="Arial" w:cs="Arial"/>
-          <w:sz w:val="24"/>
-          <w:szCs w:val="24"/>
-          <w:lang w:val="en-US"/>
-        </w:rPr>
-        <w:t xml:space="preserve"> change this structure </w:t>
-      </w:r>
-      <w:r>
-        <w:rPr>
-          <w:rFonts w:ascii="Arial" w:hAnsi="Arial" w:cs="Arial"/>
-          <w:sz w:val="24"/>
-          <w:szCs w:val="24"/>
-          <w:lang w:val="en-US"/>
-        </w:rPr>
-        <w:t xml:space="preserve">to fit </w:t>
-      </w:r>
-      <w:r>
-        <w:rPr>
-          <w:rFonts w:ascii="Arial" w:hAnsi="Arial" w:cs="Arial"/>
-          <w:sz w:val="24"/>
-          <w:szCs w:val="24"/>
-          <w:lang w:val="en-US"/>
-        </w:rPr>
-        <w:t>your thesis purposes better</w:t>
-      </w:r>
-      <w:r>
-        <w:rPr>
-          <w:rFonts w:ascii="Arial" w:hAnsi="Arial" w:cs="Arial"/>
-          <w:sz w:val="24"/>
-          <w:szCs w:val="24"/>
-          <w:lang w:val="en-US"/>
-        </w:rPr>
-        <w:t>, feel free to do that. However, you must justify this decision.</w:t>
-      </w:r>
-    </w:p>
-    <w:p>
-      <w:pPr>
-        <w:pStyle w:val="Prrafodelista"/>
+        <w:t xml:space="preserve">If you must change this structure to fit your thesis purposes better, feel free to do that. However, you must </w:t>
+      </w:r>
+      <w:r>
+        <w:rPr>
+          <w:rFonts w:ascii="Arial" w:hAnsi="Arial" w:cs="Arial"/>
+          <w:sz w:val="24"/>
+          <w:szCs w:val="24"/>
+          <w:u w:val="single"/>
+          <w:lang w:val="en-US"/>
+        </w:rPr>
+        <w:t xml:space="preserve">justify this decision in </w:t>
+      </w:r>
+      <w:r>
+        <w:rPr>
+          <w:rFonts w:ascii="Arial" w:hAnsi="Arial" w:cs="Arial"/>
+          <w:sz w:val="24"/>
+          <w:szCs w:val="24"/>
+          <w:u w:val="single"/>
+          <w:lang w:val="en-US"/>
+        </w:rPr>
+        <w:t xml:space="preserve">the project’s </w:t>
+      </w:r>
+      <w:r>
+        <w:rPr>
+          <w:rFonts w:ascii="Arial" w:hAnsi="Arial" w:cs="Arial"/>
+          <w:sz w:val="24"/>
+          <w:szCs w:val="24"/>
+          <w:u w:val="single"/>
+          <w:lang w:val="en-US"/>
+        </w:rPr>
+        <w:t>README</w:t>
+      </w:r>
+      <w:r>
+        <w:rPr>
+          <w:rFonts w:ascii="Arial" w:hAnsi="Arial" w:cs="Arial"/>
+          <w:sz w:val="24"/>
+          <w:szCs w:val="24"/>
+          <w:lang w:val="en-US"/>
+        </w:rPr>
+        <w:t>.</w:t>
+      </w:r>
+    </w:p>
+    <w:p>
+      <w:pPr>
+        <w:pStyle w:val="ListParagraph"/>
         <w:numPr>
           <w:ilvl w:val="0"/>
           <w:numId w:val="1"/>
@@ -1268,25 +1536,199 @@
           <w:szCs w:val="24"/>
           <w:lang w:val="en-US"/>
         </w:rPr>
-        <w:t>(</w:t>
-      </w:r>
-      <w:r>
-        <w:rPr>
-          <w:rFonts w:ascii="Arial" w:hAnsi="Arial" w:cs="Arial"/>
-          <w:sz w:val="24"/>
-          <w:szCs w:val="24"/>
-          <w:lang w:val="en-US"/>
-        </w:rPr>
-        <w:t>15</w:t>
-      </w:r>
-      <w:r>
-        <w:rPr>
-          <w:rFonts w:ascii="Arial" w:hAnsi="Arial" w:cs="Arial"/>
-          <w:sz w:val="24"/>
-          <w:szCs w:val="24"/>
-          <w:lang w:val="en-US"/>
-        </w:rPr>
-        <w:t xml:space="preserve">%) </w:t>
+        <w:lastRenderedPageBreak/>
+        <w:t xml:space="preserve">(25%) Perform an analysis of the computational complexity per line and globally with </w:t>
+      </w:r>
+      <m:oMath>
+        <m:r>
+          <w:rPr>
+            <w:rFonts w:ascii="Cambria Math" w:hAnsi="Cambria Math" w:cs="Arial"/>
+            <w:sz w:val="24"/>
+            <w:szCs w:val="24"/>
+            <w:lang w:val="en-US"/>
+          </w:rPr>
+          <m:t>O</m:t>
+        </m:r>
+        <m:d>
+          <m:dPr>
+            <m:ctrlPr>
+              <w:rPr>
+                <w:rFonts w:ascii="Cambria Math" w:hAnsi="Cambria Math" w:cs="Arial"/>
+                <w:i/>
+                <w:sz w:val="24"/>
+                <w:szCs w:val="24"/>
+                <w:lang w:val="en-US"/>
+              </w:rPr>
+            </m:ctrlPr>
+          </m:dPr>
+          <m:e>
+            <m:r>
+              <w:rPr>
+                <w:rFonts w:ascii="Cambria Math" w:hAnsi="Cambria Math" w:cs="Arial"/>
+                <w:sz w:val="24"/>
+                <w:szCs w:val="24"/>
+                <w:lang w:val="en-US"/>
+              </w:rPr>
+              <m:t>n</m:t>
+            </m:r>
+          </m:e>
+        </m:d>
+      </m:oMath>
+      <w:r>
+        <w:rPr>
+          <w:rFonts w:ascii="Arial" w:eastAsiaTheme="minorEastAsia" w:hAnsi="Arial" w:cs="Arial"/>
+          <w:sz w:val="24"/>
+          <w:szCs w:val="24"/>
+          <w:lang w:val="en-US"/>
+        </w:rPr>
+        <w:t xml:space="preserve"> notation </w:t>
+      </w:r>
+      <w:r>
+        <w:rPr>
+          <w:rFonts w:ascii="Arial" w:hAnsi="Arial" w:cs="Arial"/>
+          <w:sz w:val="24"/>
+          <w:szCs w:val="24"/>
+          <w:lang w:val="en-US"/>
+        </w:rPr>
+        <w:t>of all implemented algorithms. Each folder must contain a notebook with this analysis.</w:t>
+      </w:r>
+    </w:p>
+    <w:p>
+      <w:pPr>
+        <w:pStyle w:val="ListParagraph"/>
+        <w:numPr>
+          <w:ilvl w:val="0"/>
+          <w:numId w:val="1"/>
+        </w:numPr>
+        <w:autoSpaceDE w:val="0"/>
+        <w:autoSpaceDN w:val="0"/>
+        <w:adjustRightInd w:val="0"/>
+        <w:spacing w:after="0" w:line="360" w:lineRule="auto"/>
+        <w:jc w:val="both"/>
+        <w:rPr>
+          <w:rFonts w:ascii="Arial" w:hAnsi="Arial" w:cs="Arial"/>
+          <w:sz w:val="24"/>
+          <w:szCs w:val="24"/>
+          <w:lang w:val="en-US"/>
+        </w:rPr>
+      </w:pPr>
+      <w:r>
+        <w:rPr>
+          <w:rFonts w:ascii="Arial" w:hAnsi="Arial" w:cs="Arial"/>
+          <w:sz w:val="24"/>
+          <w:szCs w:val="24"/>
+          <w:lang w:val="en-US"/>
+        </w:rPr>
+        <w:t xml:space="preserve">(20%) </w:t>
+      </w:r>
+      <w:r>
+        <w:rPr>
+          <w:rFonts w:ascii="Arial" w:hAnsi="Arial" w:cs="Arial"/>
+          <w:sz w:val="24"/>
+          <w:szCs w:val="24"/>
+          <w:lang w:val="en-US"/>
+        </w:rPr>
+        <w:t xml:space="preserve">Implement </w:t>
+      </w:r>
+      <w:r>
+        <w:rPr>
+          <w:rFonts w:ascii="Arial" w:hAnsi="Arial" w:cs="Arial"/>
+          <w:sz w:val="24"/>
+          <w:szCs w:val="24"/>
+          <w:lang w:val="en-US"/>
+        </w:rPr>
+        <w:t>changes to optimize the</w:t>
+      </w:r>
+      <w:r>
+        <w:rPr>
+          <w:rFonts w:ascii="Arial" w:hAnsi="Arial" w:cs="Arial"/>
+          <w:sz w:val="24"/>
+          <w:szCs w:val="24"/>
+          <w:lang w:val="en-US"/>
+        </w:rPr>
+        <w:t xml:space="preserve"> algorithm</w:t>
+      </w:r>
+      <w:r>
+        <w:rPr>
+          <w:rFonts w:ascii="Arial" w:hAnsi="Arial" w:cs="Arial"/>
+          <w:sz w:val="24"/>
+          <w:szCs w:val="24"/>
+          <w:lang w:val="en-US"/>
+        </w:rPr>
+        <w:t xml:space="preserve">. Compute the line-to-line and global complexity with </w:t>
+      </w:r>
+      <m:oMath>
+        <m:r>
+          <w:rPr>
+            <w:rFonts w:ascii="Cambria Math" w:hAnsi="Cambria Math" w:cs="Arial"/>
+            <w:sz w:val="24"/>
+            <w:szCs w:val="24"/>
+            <w:lang w:val="en-US"/>
+          </w:rPr>
+          <m:t>O</m:t>
+        </m:r>
+        <m:d>
+          <m:dPr>
+            <m:ctrlPr>
+              <w:rPr>
+                <w:rFonts w:ascii="Cambria Math" w:hAnsi="Cambria Math" w:cs="Arial"/>
+                <w:i/>
+                <w:sz w:val="24"/>
+                <w:szCs w:val="24"/>
+                <w:lang w:val="en-US"/>
+              </w:rPr>
+            </m:ctrlPr>
+          </m:dPr>
+          <m:e>
+            <m:r>
+              <w:rPr>
+                <w:rFonts w:ascii="Cambria Math" w:hAnsi="Cambria Math" w:cs="Arial"/>
+                <w:sz w:val="24"/>
+                <w:szCs w:val="24"/>
+                <w:lang w:val="en-US"/>
+              </w:rPr>
+              <m:t>n</m:t>
+            </m:r>
+          </m:e>
+        </m:d>
+      </m:oMath>
+      <w:r>
+        <w:rPr>
+          <w:rFonts w:ascii="Arial" w:hAnsi="Arial" w:cs="Arial"/>
+          <w:sz w:val="24"/>
+          <w:szCs w:val="24"/>
+          <w:lang w:val="en-US"/>
+        </w:rPr>
+        <w:t xml:space="preserve"> and compare with the previous item. Compare the time complexity between the optimized and unoptimized algorithms</w:t>
+      </w:r>
+    </w:p>
+    <w:p>
+      <w:pPr>
+        <w:pStyle w:val="ListParagraph"/>
+        <w:numPr>
+          <w:ilvl w:val="0"/>
+          <w:numId w:val="1"/>
+        </w:numPr>
+        <w:autoSpaceDE w:val="0"/>
+        <w:autoSpaceDN w:val="0"/>
+        <w:adjustRightInd w:val="0"/>
+        <w:spacing w:after="0" w:line="360" w:lineRule="auto"/>
+        <w:jc w:val="both"/>
+        <w:rPr>
+          <w:rFonts w:ascii="Arial" w:hAnsi="Arial" w:cs="Arial"/>
+          <w:sz w:val="24"/>
+          <w:szCs w:val="24"/>
+          <w:lang w:val="en-US"/>
+        </w:rPr>
+      </w:pPr>
+      <w:r>
+        <w:rPr>
+          <w:rFonts w:ascii="Arial" w:hAnsi="Arial" w:cs="Arial"/>
+          <w:sz w:val="24"/>
+          <w:szCs w:val="24"/>
+          <w:lang w:val="en-US"/>
+        </w:rPr>
+        <w:t xml:space="preserve">(15%) </w:t>
       </w:r>
       <w:r>
         <w:rPr>
@@ -1300,7 +1742,7 @@
     </w:p>
     <w:p>
       <w:pPr>
-        <w:pStyle w:val="Prrafodelista"/>
+        <w:pStyle w:val="ListParagraph"/>
         <w:numPr>
           <w:ilvl w:val="1"/>
           <w:numId w:val="1"/>
@@ -1434,7 +1876,6 @@
         </w:rPr>
         <w:t xml:space="preserve">This file is necessary to avoid errors and continuous exceptions for specific uninstalled libraries. The user can install all your required libraries using </w:t>
       </w:r>
-      <w:proofErr w:type="gramStart"/>
       <w:r>
         <w:rPr>
           <w:rFonts w:ascii="Courier New" w:hAnsi="Courier New" w:cs="Courier New"/>
@@ -1444,7 +1885,6 @@
         </w:rPr>
         <w:t>pip</w:t>
       </w:r>
-      <w:proofErr w:type="gramEnd"/>
       <w:r>
         <w:rPr>
           <w:rFonts w:ascii="Arial" w:hAnsi="Arial" w:cs="Arial"/>
@@ -1482,7 +1922,7 @@
     </w:p>
     <w:p>
       <w:pPr>
-        <w:pStyle w:val="Prrafodelista"/>
+        <w:pStyle w:val="ListParagraph"/>
         <w:numPr>
           <w:ilvl w:val="1"/>
           <w:numId w:val="1"/>
@@ -1510,13 +1950,13 @@
       </w:r>
       <w:r>
         <w:rPr>
-          <w:rStyle w:val="Refdenotaalpie"/>
-          <w:rFonts w:ascii="Arial" w:hAnsi="Arial" w:cs="Arial"/>
-          <w:sz w:val="24"/>
-          <w:szCs w:val="24"/>
-          <w:lang w:val="en-US"/>
-        </w:rPr>
-        <w:footnoteReference w:id="1"/>
+          <w:rStyle w:val="FootnoteReference"/>
+          <w:rFonts w:ascii="Arial" w:hAnsi="Arial" w:cs="Arial"/>
+          <w:sz w:val="24"/>
+          <w:szCs w:val="24"/>
+          <w:lang w:val="en-US"/>
+        </w:rPr>
+        <w:footnoteReference w:id="2"/>
       </w:r>
       <w:r>
         <w:rPr>
@@ -1561,27 +2001,7 @@
           <w:szCs w:val="24"/>
           <w:lang w:val="en-US"/>
         </w:rPr>
-        <w:t xml:space="preserve"> summary of the </w:t>
-      </w:r>
-      <w:proofErr w:type="gramStart"/>
-      <w:r>
-        <w:rPr>
-          <w:rFonts w:ascii="Arial" w:hAnsi="Arial" w:cs="Arial"/>
-          <w:sz w:val="24"/>
-          <w:szCs w:val="24"/>
-          <w:lang w:val="en-US"/>
-        </w:rPr>
-        <w:t>obtained results</w:t>
-      </w:r>
-      <w:proofErr w:type="gramEnd"/>
-      <w:r>
-        <w:rPr>
-          <w:rFonts w:ascii="Arial" w:hAnsi="Arial" w:cs="Arial"/>
-          <w:sz w:val="24"/>
-          <w:szCs w:val="24"/>
-          <w:lang w:val="en-US"/>
-        </w:rPr>
-        <w:t>, a brief discussion</w:t>
+        <w:t xml:space="preserve"> summary of the obtained results, a brief discussion</w:t>
       </w:r>
       <w:r>
         <w:rPr>
@@ -1604,7 +2024,7 @@
     </w:p>
     <w:p>
       <w:pPr>
-        <w:pStyle w:val="Prrafodelista"/>
+        <w:pStyle w:val="ListParagraph"/>
         <w:numPr>
           <w:ilvl w:val="1"/>
           <w:numId w:val="1"/>
@@ -1632,13 +2052,13 @@
       </w:r>
       <w:r>
         <w:rPr>
-          <w:rStyle w:val="Refdenotaalpie"/>
-          <w:rFonts w:ascii="Arial" w:hAnsi="Arial" w:cs="Arial"/>
-          <w:sz w:val="24"/>
-          <w:szCs w:val="24"/>
-          <w:lang w:val="en-US"/>
-        </w:rPr>
-        <w:footnoteReference w:id="2"/>
+          <w:rStyle w:val="FootnoteReference"/>
+          <w:rFonts w:ascii="Arial" w:hAnsi="Arial" w:cs="Arial"/>
+          <w:sz w:val="24"/>
+          <w:szCs w:val="24"/>
+          <w:lang w:val="en-US"/>
+        </w:rPr>
+        <w:footnoteReference w:id="3"/>
       </w:r>
       <w:r>
         <w:rPr>
@@ -1713,13 +2133,13 @@
     </w:p>
     <w:p>
       <w:pPr>
-        <w:pStyle w:val="Prrafodelista"/>
+        <w:pStyle w:val="ListParagraph"/>
         <w:keepNext/>
         <w:autoSpaceDE w:val="0"/>
         <w:autoSpaceDN w:val="0"/>
         <w:adjustRightInd w:val="0"/>
         <w:spacing w:after="0" w:line="360" w:lineRule="auto"/>
-        <w:jc w:val="both"/>
+        <w:jc w:val="center"/>
       </w:pPr>
       <w:r>
         <w:rPr>
@@ -1731,7 +2151,7 @@
         </w:rPr>
         <w:lastRenderedPageBreak/>
         <w:drawing>
-          <wp:inline distT="0" distB="0" distL="0" distR="0" wp14:anchorId="790A9EA1" wp14:editId="27746C78">
+          <wp:inline distT="0" distB="0" distL="0" distR="0" wp14:anchorId="6B27BB98" wp14:editId="6E54972C">
             <wp:extent cx="5087060" cy="6430272"/>
             <wp:effectExtent l="0" t="0" r="0" b="8890"/>
             <wp:docPr id="1" name="Imagen 1" descr="Texto&#10;&#10;Descripción generada automáticamente"/>
@@ -1769,7 +2189,7 @@
     </w:p>
     <w:p>
       <w:pPr>
-        <w:pStyle w:val="Descripcin"/>
+        <w:pStyle w:val="Caption"/>
         <w:spacing w:line="360" w:lineRule="auto"/>
         <w:jc w:val="center"/>
         <w:rPr>
@@ -1850,22 +2270,12 @@
           <w:color w:val="000000" w:themeColor="text1"/>
           <w:lang w:val="en-US"/>
         </w:rPr>
-        <w:t xml:space="preserve">. </w:t>
-      </w:r>
-      <w:r>
-        <w:rPr>
-          <w:rFonts w:ascii="Arial" w:hAnsi="Arial" w:cs="Arial"/>
-          <w:i w:val="0"/>
-          <w:iCs w:val="0"/>
-          <w:color w:val="000000" w:themeColor="text1"/>
-          <w:lang w:val="en-US"/>
-        </w:rPr>
-        <w:t>Typical layout of a directory structure</w:t>
-      </w:r>
-    </w:p>
-    <w:p>
-      <w:pPr>
-        <w:pStyle w:val="Prrafodelista"/>
+        <w:t>. Typical layout of a directory structure</w:t>
+      </w:r>
+    </w:p>
+    <w:p>
+      <w:pPr>
+        <w:pStyle w:val="ListParagraph"/>
         <w:numPr>
           <w:ilvl w:val="1"/>
           <w:numId w:val="1"/>
@@ -1925,27 +2335,7 @@
           <w:szCs w:val="24"/>
           <w:lang w:val="en-US"/>
         </w:rPr>
-        <w:t xml:space="preserve"> for detailed explanations and </w:t>
-      </w:r>
-      <w:proofErr w:type="gramStart"/>
-      <w:r>
-        <w:rPr>
-          <w:rFonts w:ascii="Arial" w:hAnsi="Arial" w:cs="Arial"/>
-          <w:sz w:val="24"/>
-          <w:szCs w:val="24"/>
-          <w:lang w:val="en-US"/>
-        </w:rPr>
-        <w:t>exploratory</w:t>
-      </w:r>
-      <w:proofErr w:type="gramEnd"/>
-      <w:r>
-        <w:rPr>
-          <w:rFonts w:ascii="Arial" w:hAnsi="Arial" w:cs="Arial"/>
-          <w:sz w:val="24"/>
-          <w:szCs w:val="24"/>
-          <w:lang w:val="en-US"/>
-        </w:rPr>
-        <w:t xml:space="preserve"> analysis.</w:t>
+        <w:t xml:space="preserve"> for detailed explanations and exploratory analysis.</w:t>
       </w:r>
       <w:r>
         <w:rPr>
@@ -1959,7 +2349,7 @@
     </w:p>
     <w:p>
       <w:pPr>
-        <w:pStyle w:val="Prrafodelista"/>
+        <w:pStyle w:val="ListParagraph"/>
         <w:autoSpaceDE w:val="0"/>
         <w:autoSpaceDN w:val="0"/>
         <w:adjustRightInd w:val="0"/>
@@ -1976,7 +2366,7 @@
     </w:p>
     <w:p>
       <w:pPr>
-        <w:pStyle w:val="Prrafodelista"/>
+        <w:pStyle w:val="ListParagraph"/>
         <w:keepNext/>
         <w:autoSpaceDE w:val="0"/>
         <w:autoSpaceDN w:val="0"/>
@@ -1990,7 +2380,7 @@
         </w:rPr>
         <w:lastRenderedPageBreak/>
         <w:drawing>
-          <wp:inline distT="0" distB="0" distL="0" distR="0" wp14:anchorId="1E0508F4" wp14:editId="42352D3E">
+          <wp:inline distT="0" distB="0" distL="0" distR="0" wp14:anchorId="3E3874FC" wp14:editId="16ECC715">
             <wp:extent cx="1790950" cy="1771897"/>
             <wp:effectExtent l="0" t="0" r="0" b="0"/>
             <wp:docPr id="3" name="Imagen 3" descr="Interfaz de usuario gráfica, Texto, Aplicación&#10;&#10;Descripción generada automáticamente"/>
@@ -2028,7 +2418,7 @@
     </w:p>
     <w:p>
       <w:pPr>
-        <w:pStyle w:val="Descripcin"/>
+        <w:pStyle w:val="Caption"/>
         <w:spacing w:line="360" w:lineRule="auto"/>
         <w:jc w:val="center"/>
         <w:rPr>
@@ -2114,95 +2504,32 @@
     </w:p>
     <w:p>
       <w:pPr>
-        <w:pStyle w:val="Prrafodelista"/>
-        <w:numPr>
-          <w:ilvl w:val="0"/>
-          <w:numId w:val="1"/>
-        </w:numPr>
-        <w:autoSpaceDE w:val="0"/>
-        <w:autoSpaceDN w:val="0"/>
-        <w:adjustRightInd w:val="0"/>
-        <w:spacing w:after="0" w:line="360" w:lineRule="auto"/>
-        <w:jc w:val="both"/>
-        <w:rPr>
-          <w:rFonts w:ascii="Arial" w:hAnsi="Arial" w:cs="Arial"/>
-          <w:sz w:val="24"/>
-          <w:szCs w:val="24"/>
-          <w:lang w:val="en-US"/>
-        </w:rPr>
-      </w:pPr>
-      <w:r>
-        <w:rPr>
-          <w:rFonts w:ascii="Arial" w:hAnsi="Arial" w:cs="Arial"/>
-          <w:sz w:val="24"/>
-          <w:szCs w:val="24"/>
-          <w:lang w:val="en-US"/>
-        </w:rPr>
-        <w:t xml:space="preserve">(20%) </w:t>
-      </w:r>
-      <w:r>
-        <w:rPr>
-          <w:rFonts w:ascii="Arial" w:hAnsi="Arial" w:cs="Arial"/>
-          <w:sz w:val="24"/>
-          <w:szCs w:val="24"/>
-          <w:lang w:val="en-US"/>
-        </w:rPr>
-        <w:t xml:space="preserve">Provide an example code </w:t>
-      </w:r>
-      <w:r>
-        <w:rPr>
-          <w:rFonts w:ascii="Arial" w:hAnsi="Arial" w:cs="Arial"/>
-          <w:sz w:val="24"/>
-          <w:szCs w:val="24"/>
-          <w:lang w:val="en-US"/>
-        </w:rPr>
-        <w:t>to figure out the general behavior of your algorithms</w:t>
-      </w:r>
-      <w:r>
-        <w:rPr>
-          <w:rFonts w:ascii="Arial" w:hAnsi="Arial" w:cs="Arial"/>
-          <w:sz w:val="24"/>
-          <w:szCs w:val="24"/>
-          <w:lang w:val="en-US"/>
-        </w:rPr>
-        <w:t xml:space="preserve">. </w:t>
-      </w:r>
-      <w:r>
-        <w:rPr>
-          <w:rFonts w:ascii="Arial" w:hAnsi="Arial" w:cs="Arial"/>
-          <w:sz w:val="24"/>
-          <w:szCs w:val="24"/>
-          <w:lang w:val="en-US"/>
-        </w:rPr>
-        <w:t xml:space="preserve">In this code, you must </w:t>
-      </w:r>
-      <w:r>
-        <w:rPr>
-          <w:rFonts w:ascii="Arial" w:hAnsi="Arial" w:cs="Arial"/>
-          <w:sz w:val="24"/>
-          <w:szCs w:val="24"/>
-          <w:lang w:val="en-US"/>
-        </w:rPr>
-        <w:t>show the main aspects of all implemented algorithms. It could be a noteboo</w:t>
-      </w:r>
-      <w:r>
-        <w:rPr>
-          <w:rFonts w:ascii="Arial" w:hAnsi="Arial" w:cs="Arial"/>
-          <w:sz w:val="24"/>
-          <w:szCs w:val="24"/>
-          <w:lang w:val="en-US"/>
-        </w:rPr>
-        <w:t>k.</w:t>
-      </w:r>
-      <w:r>
-        <w:rPr>
-          <w:rFonts w:ascii="Arial" w:hAnsi="Arial" w:cs="Arial"/>
-          <w:sz w:val="24"/>
-          <w:szCs w:val="24"/>
-          <w:lang w:val="en-US"/>
-        </w:rPr>
-        <w:t xml:space="preserve"> </w:t>
-      </w:r>
+        <w:rPr>
+          <w:lang w:val="en-US"/>
+        </w:rPr>
+      </w:pPr>
+    </w:p>
+    <w:p>
+      <w:pPr>
+        <w:rPr>
+          <w:lang w:val="en-US"/>
+        </w:rPr>
+      </w:pPr>
+    </w:p>
+    <w:p>
+      <w:pPr>
+        <w:autoSpaceDE w:val="0"/>
+        <w:autoSpaceDN w:val="0"/>
+        <w:adjustRightInd w:val="0"/>
+        <w:spacing w:after="0" w:line="360" w:lineRule="auto"/>
+        <w:jc w:val="both"/>
+        <w:rPr>
+          <w:rFonts w:ascii="Arial" w:hAnsi="Arial" w:cs="Arial"/>
+          <w:sz w:val="24"/>
+          <w:szCs w:val="24"/>
+          <w:lang w:val="en-US"/>
+        </w:rPr>
+      </w:pPr>
     </w:p>
     <w:sectPr>
       <w:pgSz w:w="12240" w:h="15840"/>
@@ -2264,14 +2591,42 @@
   <w:footnote w:id="1">
     <w:p>
       <w:pPr>
-        <w:pStyle w:val="Textonotapie"/>
-        <w:rPr>
-          <w:lang w:val="en-US"/>
-        </w:rPr>
-      </w:pPr>
-      <w:r>
-        <w:rPr>
-          <w:rStyle w:val="Refdenotaalpie"/>
+        <w:pStyle w:val="FootnoteText"/>
+        <w:rPr>
+          <w:lang w:val="en-US"/>
+        </w:rPr>
+      </w:pPr>
+      <w:r>
+        <w:rPr>
+          <w:rStyle w:val="FootnoteReference"/>
+        </w:rPr>
+        <w:footnoteRef/>
+      </w:r>
+      <w:r>
+        <w:rPr>
+          <w:lang w:val="en-US"/>
+        </w:rPr>
+        <w:t xml:space="preserve"> If you decide to work in</w:t>
+      </w:r>
+      <w:r>
+        <w:rPr>
+          <w:lang w:val="en-US"/>
+        </w:rPr>
+        <w:t xml:space="preserve"> Matlab against the course’s recommendation, you can use the live script option in MLX format.</w:t>
+      </w:r>
+    </w:p>
+  </w:footnote>
+  <w:footnote w:id="2">
+    <w:p>
+      <w:pPr>
+        <w:pStyle w:val="FootnoteText"/>
+        <w:rPr>
+          <w:lang w:val="en-US"/>
+        </w:rPr>
+      </w:pPr>
+      <w:r>
+        <w:rPr>
+          <w:rStyle w:val="FootnoteReference"/>
         </w:rPr>
         <w:footnoteRef/>
       </w:r>
@@ -2302,7 +2657,7 @@
       <w:hyperlink r:id="rId1" w:history="1">
         <w:r>
           <w:rPr>
-            <w:rStyle w:val="Hipervnculo"/>
+            <w:rStyle w:val="Hyperlink"/>
             <w:lang w:val="en-US"/>
           </w:rPr>
           <w:t>How to Write a Good README File for Your GitHub Project (freecodecamp.org)</w:t>
@@ -2310,17 +2665,17 @@
       </w:hyperlink>
     </w:p>
   </w:footnote>
-  <w:footnote w:id="2">
-    <w:p>
-      <w:pPr>
-        <w:pStyle w:val="Textonotapie"/>
-        <w:rPr>
-          <w:lang w:val="en-US"/>
-        </w:rPr>
-      </w:pPr>
-      <w:r>
-        <w:rPr>
-          <w:rStyle w:val="Refdenotaalpie"/>
+  <w:footnote w:id="3">
+    <w:p>
+      <w:pPr>
+        <w:pStyle w:val="FootnoteText"/>
+        <w:rPr>
+          <w:lang w:val="en-US"/>
+        </w:rPr>
+      </w:pPr>
+      <w:r>
+        <w:rPr>
+          <w:rStyle w:val="FootnoteReference"/>
         </w:rPr>
         <w:footnoteRef/>
       </w:r>
@@ -2333,7 +2688,7 @@
       <w:hyperlink r:id="rId2" w:history="1">
         <w:r>
           <w:rPr>
-            <w:rStyle w:val="Hipervnculo"/>
+            <w:rStyle w:val="Hyperlink"/>
             <w:lang w:val="en-US"/>
           </w:rPr>
           <w:t>Python Docstrings - GeeksforGeeks</w:t>
@@ -2631,6 +2986,119 @@
       </w:pPr>
     </w:lvl>
   </w:abstractNum>
+  <w:abstractNum w:abstractNumId="3" w15:restartNumberingAfterBreak="0">
+    <w:nsid w:val="4AB41657"/>
+    <w:multiLevelType w:val="hybridMultilevel"/>
+    <w:tmpl w:val="922E74BE"/>
+    <w:lvl w:ilvl="0" w:tplc="240A0001">
+      <w:start w:val="1"/>
+      <w:numFmt w:val="bullet"/>
+      <w:lvlText w:val=""/>
+      <w:lvlJc w:val="left"/>
+      <w:pPr>
+        <w:ind w:left="720" w:hanging="360"/>
+      </w:pPr>
+      <w:rPr>
+        <w:rFonts w:ascii="Symbol" w:hAnsi="Symbol" w:hint="default"/>
+      </w:rPr>
+    </w:lvl>
+    <w:lvl w:ilvl="1" w:tplc="240A0003">
+      <w:start w:val="1"/>
+      <w:numFmt w:val="bullet"/>
+      <w:lvlText w:val="o"/>
+      <w:lvlJc w:val="left"/>
+      <w:pPr>
+        <w:ind w:left="1440" w:hanging="360"/>
+      </w:pPr>
+      <w:rPr>
+        <w:rFonts w:ascii="Courier New" w:hAnsi="Courier New" w:cs="Courier New" w:hint="default"/>
+      </w:rPr>
+    </w:lvl>
+    <w:lvl w:ilvl="2" w:tplc="240A0005" w:tentative="1">
+      <w:start w:val="1"/>
+      <w:numFmt w:val="bullet"/>
+      <w:lvlText w:val=""/>
+      <w:lvlJc w:val="left"/>
+      <w:pPr>
+        <w:ind w:left="2160" w:hanging="360"/>
+      </w:pPr>
+      <w:rPr>
+        <w:rFonts w:ascii="Wingdings" w:hAnsi="Wingdings" w:hint="default"/>
+      </w:rPr>
+    </w:lvl>
+    <w:lvl w:ilvl="3" w:tplc="240A0001" w:tentative="1">
+      <w:start w:val="1"/>
+      <w:numFmt w:val="bullet"/>
+      <w:lvlText w:val=""/>
+      <w:lvlJc w:val="left"/>
+      <w:pPr>
+        <w:ind w:left="2880" w:hanging="360"/>
+      </w:pPr>
+      <w:rPr>
+        <w:rFonts w:ascii="Symbol" w:hAnsi="Symbol" w:hint="default"/>
+      </w:rPr>
+    </w:lvl>
+    <w:lvl w:ilvl="4" w:tplc="240A0003" w:tentative="1">
+      <w:start w:val="1"/>
+      <w:numFmt w:val="bullet"/>
+      <w:lvlText w:val="o"/>
+      <w:lvlJc w:val="left"/>
+      <w:pPr>
+        <w:ind w:left="3600" w:hanging="360"/>
+      </w:pPr>
+      <w:rPr>
+        <w:rFonts w:ascii="Courier New" w:hAnsi="Courier New" w:cs="Courier New" w:hint="default"/>
+      </w:rPr>
+    </w:lvl>
+    <w:lvl w:ilvl="5" w:tplc="240A0005" w:tentative="1">
+      <w:start w:val="1"/>
+      <w:numFmt w:val="bullet"/>
+      <w:lvlText w:val=""/>
+      <w:lvlJc w:val="left"/>
+      <w:pPr>
+        <w:ind w:left="4320" w:hanging="360"/>
+      </w:pPr>
+      <w:rPr>
+        <w:rFonts w:ascii="Wingdings" w:hAnsi="Wingdings" w:hint="default"/>
+      </w:rPr>
+    </w:lvl>
+    <w:lvl w:ilvl="6" w:tplc="240A0001" w:tentative="1">
+      <w:start w:val="1"/>
+      <w:numFmt w:val="bullet"/>
+      <w:lvlText w:val=""/>
+      <w:lvlJc w:val="left"/>
+      <w:pPr>
+        <w:ind w:left="5040" w:hanging="360"/>
+      </w:pPr>
+      <w:rPr>
+        <w:rFonts w:ascii="Symbol" w:hAnsi="Symbol" w:hint="default"/>
+      </w:rPr>
+    </w:lvl>
+    <w:lvl w:ilvl="7" w:tplc="240A0003" w:tentative="1">
+      <w:start w:val="1"/>
+      <w:numFmt w:val="bullet"/>
+      <w:lvlText w:val="o"/>
+      <w:lvlJc w:val="left"/>
+      <w:pPr>
+        <w:ind w:left="5760" w:hanging="360"/>
+      </w:pPr>
+      <w:rPr>
+        <w:rFonts w:ascii="Courier New" w:hAnsi="Courier New" w:cs="Courier New" w:hint="default"/>
+      </w:rPr>
+    </w:lvl>
+    <w:lvl w:ilvl="8" w:tplc="240A0005" w:tentative="1">
+      <w:start w:val="1"/>
+      <w:numFmt w:val="bullet"/>
+      <w:lvlText w:val=""/>
+      <w:lvlJc w:val="left"/>
+      <w:pPr>
+        <w:ind w:left="6480" w:hanging="360"/>
+      </w:pPr>
+      <w:rPr>
+        <w:rFonts w:ascii="Wingdings" w:hAnsi="Wingdings" w:hint="default"/>
+      </w:rPr>
+    </w:lvl>
+  </w:abstractNum>
   <w:num w:numId="1" w16cid:durableId="1371808349">
     <w:abstractNumId w:val="0"/>
   </w:num>
@@ -2639,6 +3107,9 @@
   </w:num>
   <w:num w:numId="3" w16cid:durableId="540289231">
     <w:abstractNumId w:val="2"/>
+  </w:num>
+  <w:num w:numId="4" w16cid:durableId="839471774">
+    <w:abstractNumId w:val="3"/>
   </w:num>
 </w:numbering>
 </file>
@@ -3042,13 +3513,13 @@
     <w:name w:val="Normal"/>
     <w:qFormat/>
   </w:style>
-  <w:style w:type="character" w:default="1" w:styleId="Fuentedeprrafopredeter">
+  <w:style w:type="character" w:default="1" w:styleId="DefaultParagraphFont">
     <w:name w:val="Default Paragraph Font"/>
     <w:uiPriority w:val="1"/>
     <w:semiHidden/>
     <w:unhideWhenUsed/>
   </w:style>
-  <w:style w:type="table" w:default="1" w:styleId="Tablanormal">
+  <w:style w:type="table" w:default="1" w:styleId="TableNormal">
     <w:name w:val="Normal Table"/>
     <w:uiPriority w:val="99"/>
     <w:semiHidden/>
@@ -3063,13 +3534,13 @@
       </w:tblCellMar>
     </w:tblPr>
   </w:style>
-  <w:style w:type="numbering" w:default="1" w:styleId="Sinlista">
+  <w:style w:type="numbering" w:default="1" w:styleId="NoList">
     <w:name w:val="No List"/>
     <w:uiPriority w:val="99"/>
     <w:semiHidden/>
     <w:unhideWhenUsed/>
   </w:style>
-  <w:style w:type="paragraph" w:styleId="Prrafodelista">
+  <w:style w:type="paragraph" w:styleId="ListParagraph">
     <w:name w:val="List Paragraph"/>
     <w:basedOn w:val="Normal"/>
     <w:uiPriority w:val="34"/>
@@ -3080,10 +3551,10 @@
       <w:contextualSpacing/>
     </w:pPr>
   </w:style>
-  <w:style w:type="paragraph" w:styleId="Textonotapie">
+  <w:style w:type="paragraph" w:styleId="FootnoteText">
     <w:name w:val="footnote text"/>
     <w:basedOn w:val="Normal"/>
-    <w:link w:val="TextonotapieCar"/>
+    <w:link w:val="FootnoteTextChar"/>
     <w:uiPriority w:val="99"/>
     <w:semiHidden/>
     <w:unhideWhenUsed/>
@@ -3096,10 +3567,10 @@
       <w:szCs w:val="20"/>
     </w:rPr>
   </w:style>
-  <w:style w:type="character" w:customStyle="1" w:styleId="TextonotapieCar">
-    <w:name w:val="Texto nota pie Car"/>
-    <w:basedOn w:val="Fuentedeprrafopredeter"/>
-    <w:link w:val="Textonotapie"/>
+  <w:style w:type="character" w:customStyle="1" w:styleId="FootnoteTextChar">
+    <w:name w:val="Footnote Text Char"/>
+    <w:basedOn w:val="DefaultParagraphFont"/>
+    <w:link w:val="FootnoteText"/>
     <w:uiPriority w:val="99"/>
     <w:semiHidden/>
     <w:rsid w:val="005C4DA8"/>
@@ -3108,9 +3579,9 @@
       <w:szCs w:val="20"/>
     </w:rPr>
   </w:style>
-  <w:style w:type="character" w:styleId="Refdenotaalpie">
+  <w:style w:type="character" w:styleId="FootnoteReference">
     <w:name w:val="footnote reference"/>
-    <w:basedOn w:val="Fuentedeprrafopredeter"/>
+    <w:basedOn w:val="DefaultParagraphFont"/>
     <w:uiPriority w:val="99"/>
     <w:semiHidden/>
     <w:unhideWhenUsed/>
@@ -3119,9 +3590,9 @@
       <w:vertAlign w:val="superscript"/>
     </w:rPr>
   </w:style>
-  <w:style w:type="character" w:styleId="Hipervnculo">
+  <w:style w:type="character" w:styleId="Hyperlink">
     <w:name w:val="Hyperlink"/>
-    <w:basedOn w:val="Fuentedeprrafopredeter"/>
+    <w:basedOn w:val="DefaultParagraphFont"/>
     <w:uiPriority w:val="99"/>
     <w:unhideWhenUsed/>
     <w:rsid w:val="00E47D12"/>
@@ -3130,9 +3601,9 @@
       <w:u w:val="single"/>
     </w:rPr>
   </w:style>
-  <w:style w:type="character" w:styleId="Mencinsinresolver">
+  <w:style w:type="character" w:styleId="UnresolvedMention">
     <w:name w:val="Unresolved Mention"/>
-    <w:basedOn w:val="Fuentedeprrafopredeter"/>
+    <w:basedOn w:val="DefaultParagraphFont"/>
     <w:uiPriority w:val="99"/>
     <w:semiHidden/>
     <w:unhideWhenUsed/>
@@ -3142,7 +3613,7 @@
       <w:shd w:val="clear" w:color="auto" w:fill="E1DFDD"/>
     </w:rPr>
   </w:style>
-  <w:style w:type="paragraph" w:styleId="Descripcin">
+  <w:style w:type="paragraph" w:styleId="Caption">
     <w:name w:val="caption"/>
     <w:basedOn w:val="Normal"/>
     <w:next w:val="Normal"/>
@@ -3161,9 +3632,9 @@
       <w:szCs w:val="18"/>
     </w:rPr>
   </w:style>
-  <w:style w:type="character" w:styleId="Hipervnculovisitado">
+  <w:style w:type="character" w:styleId="FollowedHyperlink">
     <w:name w:val="FollowedHyperlink"/>
-    <w:basedOn w:val="Fuentedeprrafopredeter"/>
+    <w:basedOn w:val="DefaultParagraphFont"/>
     <w:uiPriority w:val="99"/>
     <w:semiHidden/>
     <w:unhideWhenUsed/>
